--- a/4.质量管理/2.运行记录类文件/040204-2025年内部审核报告.docx
+++ b/4.质量管理/2.运行记录类文件/040204-2025年内部审核报告.docx
@@ -5,9 +5,47 @@
     <w:p>
       <w:pPr>
         <w:pStyle w:val="31"/>
+        <w:keepNext w:val="0"/>
+        <w:keepLines w:val="0"/>
+        <w:pageBreakBefore w:val="0"/>
+        <w:widowControl w:val="0"/>
+        <w:kinsoku w:val="0"/>
+        <w:wordWrap/>
+        <w:overflowPunct/>
+        <w:topLinePunct w:val="0"/>
+        <w:autoSpaceDE w:val="0"/>
+        <w:autoSpaceDN w:val="0"/>
         <w:bidi w:val="0"/>
-      </w:pPr>
-      <w:bookmarkStart w:id="0" w:name="_Toc3013"/>
+        <w:adjustRightInd w:val="0"/>
+        <w:snapToGrid w:val="0"/>
+        <w:textAlignment w:val="baseline"/>
+        <w:rPr>
+          <w:rFonts w:hint="eastAsia"/>
+          <w:lang w:val="en-US" w:eastAsia="zh-CN"/>
+        </w:rPr>
+      </w:pPr>
+      <w:bookmarkStart w:id="0" w:name="_Toc18161"/>
+    </w:p>
+    <w:p>
+      <w:pPr>
+        <w:pStyle w:val="31"/>
+        <w:keepNext w:val="0"/>
+        <w:keepLines w:val="0"/>
+        <w:pageBreakBefore w:val="0"/>
+        <w:widowControl w:val="0"/>
+        <w:kinsoku w:val="0"/>
+        <w:wordWrap/>
+        <w:overflowPunct/>
+        <w:topLinePunct w:val="0"/>
+        <w:autoSpaceDE w:val="0"/>
+        <w:autoSpaceDN w:val="0"/>
+        <w:bidi w:val="0"/>
+        <w:adjustRightInd w:val="0"/>
+        <w:snapToGrid w:val="0"/>
+        <w:textAlignment w:val="baseline"/>
+      </w:pPr>
+      <w:bookmarkStart w:id="10" w:name="_GoBack"/>
+      <w:bookmarkEnd w:id="10"/>
       <w:r>
         <w:rPr>
           <w:rFonts w:hint="eastAsia"/>
@@ -23,9 +61,22 @@
     <w:p>
       <w:pPr>
         <w:pStyle w:val="32"/>
+        <w:keepNext w:val="0"/>
+        <w:keepLines w:val="0"/>
+        <w:pageBreakBefore w:val="0"/>
+        <w:widowControl w:val="0"/>
+        <w:kinsoku w:val="0"/>
+        <w:wordWrap/>
+        <w:overflowPunct/>
+        <w:topLinePunct w:val="0"/>
+        <w:autoSpaceDE w:val="0"/>
+        <w:autoSpaceDN w:val="0"/>
         <w:bidi w:val="0"/>
-      </w:pPr>
-      <w:bookmarkStart w:id="1" w:name="_Toc15743"/>
+        <w:adjustRightInd w:val="0"/>
+        <w:snapToGrid w:val="0"/>
+        <w:textAlignment w:val="baseline"/>
+      </w:pPr>
+      <w:bookmarkStart w:id="1" w:name="_Toc30858"/>
       <w:r>
         <w:t>甘肃国邦信息科技有限公司</w:t>
       </w:r>
@@ -33,8 +84,22 @@
     </w:p>
     <w:p>
       <w:pPr>
+        <w:keepNext w:val="0"/>
+        <w:keepLines w:val="0"/>
+        <w:pageBreakBefore w:val="0"/>
+        <w:widowControl w:val="0"/>
+        <w:kinsoku w:val="0"/>
+        <w:wordWrap/>
+        <w:overflowPunct/>
+        <w:topLinePunct w:val="0"/>
+        <w:autoSpaceDE w:val="0"/>
+        <w:autoSpaceDN w:val="0"/>
+        <w:bidi w:val="0"/>
+        <w:adjustRightInd w:val="0"/>
+        <w:snapToGrid w:val="0"/>
         <w:spacing w:before="224" w:line="220" w:lineRule="auto"/>
         <w:ind w:left="2790"/>
+        <w:textAlignment w:val="baseline"/>
         <w:rPr>
           <w:rFonts w:ascii="宋体" w:hAnsi="宋体" w:eastAsia="宋体" w:cs="宋体"/>
           <w:sz w:val="36"/>
@@ -91,7 +156,21 @@
     </w:p>
     <w:p>
       <w:pPr>
+        <w:keepNext w:val="0"/>
+        <w:keepLines w:val="0"/>
+        <w:pageBreakBefore w:val="0"/>
+        <w:widowControl w:val="0"/>
+        <w:kinsoku w:val="0"/>
+        <w:wordWrap/>
+        <w:overflowPunct/>
+        <w:topLinePunct w:val="0"/>
+        <w:autoSpaceDE w:val="0"/>
+        <w:autoSpaceDN w:val="0"/>
+        <w:bidi w:val="0"/>
+        <w:adjustRightInd w:val="0"/>
+        <w:snapToGrid w:val="0"/>
         <w:spacing w:line="220" w:lineRule="auto"/>
+        <w:textAlignment w:val="baseline"/>
         <w:rPr>
           <w:rFonts w:ascii="宋体" w:hAnsi="宋体" w:eastAsia="宋体" w:cs="宋体"/>
           <w:sz w:val="36"/>
@@ -106,8 +185,21 @@
     </w:p>
     <w:p>
       <w:pPr>
+        <w:keepNext w:val="0"/>
+        <w:keepLines w:val="0"/>
+        <w:pageBreakBefore w:val="0"/>
+        <w:widowControl w:val="0"/>
+        <w:kinsoku w:val="0"/>
+        <w:wordWrap/>
+        <w:overflowPunct/>
+        <w:topLinePunct w:val="0"/>
+        <w:autoSpaceDE w:val="0"/>
+        <w:autoSpaceDN w:val="0"/>
         <w:bidi w:val="0"/>
+        <w:adjustRightInd w:val="0"/>
+        <w:snapToGrid w:val="0"/>
         <w:jc w:val="center"/>
+        <w:textAlignment w:val="baseline"/>
       </w:pPr>
       <w:r>
         <w:t>文档信息</w:t>
@@ -115,14 +207,27 @@
     </w:p>
     <w:p>
       <w:pPr>
+        <w:keepNext w:val="0"/>
+        <w:keepLines w:val="0"/>
+        <w:pageBreakBefore w:val="0"/>
+        <w:widowControl w:val="0"/>
+        <w:kinsoku w:val="0"/>
+        <w:wordWrap/>
+        <w:overflowPunct/>
+        <w:topLinePunct w:val="0"/>
+        <w:autoSpaceDE w:val="0"/>
+        <w:autoSpaceDN w:val="0"/>
         <w:bidi w:val="0"/>
+        <w:adjustRightInd w:val="0"/>
+        <w:snapToGrid w:val="0"/>
+        <w:textAlignment w:val="baseline"/>
       </w:pPr>
     </w:p>
     <w:tbl>
       <w:tblPr>
         <w:tblStyle w:val="24"/>
         <w:tblW w:w="9150" w:type="dxa"/>
-        <w:tblInd w:w="5" w:type="dxa"/>
+        <w:jc w:val="center"/>
         <w:tblBorders>
           <w:top w:val="single" w:color="000000" w:sz="4" w:space="0"/>
           <w:left w:val="single" w:color="000000" w:sz="4" w:space="0"/>
@@ -165,16 +270,32 @@
         </w:tblPrEx>
         <w:trPr>
           <w:trHeight w:val="981" w:hRule="atLeast"/>
+          <w:jc w:val="center"/>
         </w:trPr>
         <w:tc>
           <w:tcPr>
             <w:tcW w:w="1689" w:type="dxa"/>
+            <w:vAlign w:val="center"/>
           </w:tcPr>
           <w:p>
             <w:pPr>
               <w:pStyle w:val="25"/>
+              <w:keepNext w:val="0"/>
+              <w:keepLines w:val="0"/>
+              <w:pageBreakBefore w:val="0"/>
+              <w:widowControl w:val="0"/>
+              <w:kinsoku w:val="0"/>
+              <w:wordWrap/>
+              <w:overflowPunct/>
+              <w:topLinePunct w:val="0"/>
+              <w:autoSpaceDE w:val="0"/>
+              <w:autoSpaceDN w:val="0"/>
+              <w:bidi w:val="0"/>
+              <w:adjustRightInd w:val="0"/>
+              <w:snapToGrid w:val="0"/>
               <w:spacing w:before="125" w:line="325" w:lineRule="auto"/>
               <w:ind w:left="117" w:right="251" w:hanging="3"/>
+              <w:textAlignment w:val="baseline"/>
             </w:pPr>
             <w:r>
               <w:rPr>
@@ -191,21 +312,27 @@
           <w:tcPr>
             <w:tcW w:w="7461" w:type="dxa"/>
             <w:gridSpan w:val="4"/>
+            <w:vAlign w:val="center"/>
           </w:tcPr>
           <w:p>
             <w:pPr>
-              <w:spacing w:line="291" w:lineRule="auto"/>
-              <w:rPr>
-                <w:rFonts w:ascii="Arial"/>
-                <w:sz w:val="21"/>
-              </w:rPr>
-            </w:pPr>
-          </w:p>
-          <w:p>
-            <w:pPr>
               <w:pStyle w:val="25"/>
+              <w:keepNext w:val="0"/>
+              <w:keepLines w:val="0"/>
+              <w:pageBreakBefore w:val="0"/>
+              <w:widowControl w:val="0"/>
+              <w:kinsoku w:val="0"/>
+              <w:wordWrap/>
+              <w:overflowPunct/>
+              <w:topLinePunct w:val="0"/>
+              <w:autoSpaceDE w:val="0"/>
+              <w:autoSpaceDN w:val="0"/>
+              <w:bidi w:val="0"/>
+              <w:adjustRightInd w:val="0"/>
+              <w:snapToGrid w:val="0"/>
               <w:spacing w:before="78" w:line="218" w:lineRule="auto"/>
               <w:ind w:left="138"/>
+              <w:textAlignment w:val="baseline"/>
             </w:pPr>
             <w:r>
               <w:rPr>
@@ -243,15 +370,31 @@
         </w:tblPrEx>
         <w:trPr>
           <w:trHeight w:val="606" w:hRule="atLeast"/>
+          <w:jc w:val="center"/>
         </w:trPr>
         <w:tc>
           <w:tcPr>
             <w:tcW w:w="1689" w:type="dxa"/>
+            <w:vAlign w:val="center"/>
           </w:tcPr>
           <w:p>
             <w:pPr>
               <w:pStyle w:val="25"/>
+              <w:keepNext w:val="0"/>
+              <w:keepLines w:val="0"/>
+              <w:pageBreakBefore w:val="0"/>
+              <w:widowControl w:val="0"/>
+              <w:kinsoku w:val="0"/>
+              <w:wordWrap/>
+              <w:overflowPunct/>
+              <w:topLinePunct w:val="0"/>
+              <w:autoSpaceDE w:val="0"/>
+              <w:autoSpaceDN w:val="0"/>
+              <w:bidi w:val="0"/>
+              <w:adjustRightInd w:val="0"/>
+              <w:snapToGrid w:val="0"/>
               <w:spacing w:before="182" w:line="220" w:lineRule="auto"/>
+              <w:textAlignment w:val="baseline"/>
             </w:pPr>
             <w:r>
               <w:rPr>
@@ -265,12 +408,27 @@
           <w:tcPr>
             <w:tcW w:w="7461" w:type="dxa"/>
             <w:gridSpan w:val="4"/>
+            <w:vAlign w:val="center"/>
           </w:tcPr>
           <w:p>
             <w:pPr>
               <w:pStyle w:val="25"/>
+              <w:keepNext w:val="0"/>
+              <w:keepLines w:val="0"/>
+              <w:pageBreakBefore w:val="0"/>
+              <w:widowControl w:val="0"/>
+              <w:kinsoku w:val="0"/>
+              <w:wordWrap/>
+              <w:overflowPunct/>
+              <w:topLinePunct w:val="0"/>
+              <w:autoSpaceDE w:val="0"/>
+              <w:autoSpaceDN w:val="0"/>
+              <w:bidi w:val="0"/>
+              <w:adjustRightInd w:val="0"/>
+              <w:snapToGrid w:val="0"/>
               <w:spacing w:before="182" w:line="219" w:lineRule="auto"/>
               <w:ind w:left="109"/>
+              <w:textAlignment w:val="baseline"/>
             </w:pPr>
             <w:r>
               <w:rPr>
@@ -300,15 +458,31 @@
         </w:tblPrEx>
         <w:trPr>
           <w:trHeight w:val="606" w:hRule="atLeast"/>
+          <w:jc w:val="center"/>
         </w:trPr>
         <w:tc>
           <w:tcPr>
             <w:tcW w:w="1689" w:type="dxa"/>
+            <w:vAlign w:val="center"/>
           </w:tcPr>
           <w:p>
             <w:pPr>
               <w:pStyle w:val="25"/>
+              <w:keepNext w:val="0"/>
+              <w:keepLines w:val="0"/>
+              <w:pageBreakBefore w:val="0"/>
+              <w:widowControl w:val="0"/>
+              <w:kinsoku w:val="0"/>
+              <w:wordWrap/>
+              <w:overflowPunct/>
+              <w:topLinePunct w:val="0"/>
+              <w:autoSpaceDE w:val="0"/>
+              <w:autoSpaceDN w:val="0"/>
+              <w:bidi w:val="0"/>
+              <w:adjustRightInd w:val="0"/>
+              <w:snapToGrid w:val="0"/>
               <w:spacing w:before="184" w:line="220" w:lineRule="auto"/>
+              <w:textAlignment w:val="baseline"/>
             </w:pPr>
             <w:r>
               <w:rPr>
@@ -322,12 +496,27 @@
           <w:tcPr>
             <w:tcW w:w="7461" w:type="dxa"/>
             <w:gridSpan w:val="4"/>
+            <w:vAlign w:val="center"/>
           </w:tcPr>
           <w:p>
             <w:pPr>
               <w:pStyle w:val="25"/>
+              <w:keepNext w:val="0"/>
+              <w:keepLines w:val="0"/>
+              <w:pageBreakBefore w:val="0"/>
+              <w:widowControl w:val="0"/>
+              <w:kinsoku w:val="0"/>
+              <w:wordWrap/>
+              <w:overflowPunct/>
+              <w:topLinePunct w:val="0"/>
+              <w:autoSpaceDE w:val="0"/>
+              <w:autoSpaceDN w:val="0"/>
+              <w:bidi w:val="0"/>
+              <w:adjustRightInd w:val="0"/>
+              <w:snapToGrid w:val="0"/>
               <w:spacing w:before="184" w:line="220" w:lineRule="auto"/>
               <w:ind w:left="108"/>
+              <w:textAlignment w:val="baseline"/>
             </w:pPr>
             <w:r>
               <w:rPr>
@@ -357,6 +546,7 @@
         </w:tblPrEx>
         <w:trPr>
           <w:trHeight w:val="606" w:hRule="atLeast"/>
+          <w:jc w:val="center"/>
         </w:trPr>
         <w:tc>
           <w:tcPr>
@@ -365,7 +555,21 @@
           <w:p>
             <w:pPr>
               <w:pStyle w:val="25"/>
+              <w:keepNext w:val="0"/>
+              <w:keepLines w:val="0"/>
+              <w:pageBreakBefore w:val="0"/>
+              <w:widowControl w:val="0"/>
+              <w:kinsoku w:val="0"/>
+              <w:wordWrap/>
+              <w:overflowPunct/>
+              <w:topLinePunct w:val="0"/>
+              <w:autoSpaceDE w:val="0"/>
+              <w:autoSpaceDN w:val="0"/>
+              <w:bidi w:val="0"/>
+              <w:adjustRightInd w:val="0"/>
+              <w:snapToGrid w:val="0"/>
               <w:spacing w:before="186" w:line="219" w:lineRule="auto"/>
+              <w:textAlignment w:val="baseline"/>
             </w:pPr>
             <w:r>
               <w:rPr>
@@ -382,8 +586,22 @@
           <w:p>
             <w:pPr>
               <w:pStyle w:val="25"/>
+              <w:keepNext w:val="0"/>
+              <w:keepLines w:val="0"/>
+              <w:pageBreakBefore w:val="0"/>
+              <w:widowControl w:val="0"/>
+              <w:kinsoku w:val="0"/>
+              <w:wordWrap/>
+              <w:overflowPunct/>
+              <w:topLinePunct w:val="0"/>
+              <w:autoSpaceDE w:val="0"/>
+              <w:autoSpaceDN w:val="0"/>
+              <w:bidi w:val="0"/>
+              <w:adjustRightInd w:val="0"/>
+              <w:snapToGrid w:val="0"/>
               <w:spacing w:before="186" w:line="219" w:lineRule="auto"/>
               <w:ind w:left="371"/>
+              <w:textAlignment w:val="baseline"/>
             </w:pPr>
             <w:r>
               <w:rPr>
@@ -400,8 +618,22 @@
           <w:p>
             <w:pPr>
               <w:pStyle w:val="25"/>
+              <w:keepNext w:val="0"/>
+              <w:keepLines w:val="0"/>
+              <w:pageBreakBefore w:val="0"/>
+              <w:widowControl w:val="0"/>
+              <w:kinsoku w:val="0"/>
+              <w:wordWrap/>
+              <w:overflowPunct/>
+              <w:topLinePunct w:val="0"/>
+              <w:autoSpaceDE w:val="0"/>
+              <w:autoSpaceDN w:val="0"/>
+              <w:bidi w:val="0"/>
+              <w:adjustRightInd w:val="0"/>
+              <w:snapToGrid w:val="0"/>
               <w:spacing w:before="186" w:line="219" w:lineRule="auto"/>
               <w:ind w:left="696"/>
+              <w:textAlignment w:val="baseline"/>
             </w:pPr>
             <w:r>
               <w:rPr>
@@ -418,8 +650,22 @@
           <w:p>
             <w:pPr>
               <w:pStyle w:val="25"/>
+              <w:keepNext w:val="0"/>
+              <w:keepLines w:val="0"/>
+              <w:pageBreakBefore w:val="0"/>
+              <w:widowControl w:val="0"/>
+              <w:kinsoku w:val="0"/>
+              <w:wordWrap/>
+              <w:overflowPunct/>
+              <w:topLinePunct w:val="0"/>
+              <w:autoSpaceDE w:val="0"/>
+              <w:autoSpaceDN w:val="0"/>
+              <w:bidi w:val="0"/>
+              <w:adjustRightInd w:val="0"/>
+              <w:snapToGrid w:val="0"/>
               <w:spacing w:before="187" w:line="220" w:lineRule="auto"/>
               <w:ind w:left="758"/>
+              <w:textAlignment w:val="baseline"/>
             </w:pPr>
             <w:r>
               <w:rPr>
@@ -436,8 +682,22 @@
           <w:p>
             <w:pPr>
               <w:pStyle w:val="25"/>
+              <w:keepNext w:val="0"/>
+              <w:keepLines w:val="0"/>
+              <w:pageBreakBefore w:val="0"/>
+              <w:widowControl w:val="0"/>
+              <w:kinsoku w:val="0"/>
+              <w:wordWrap/>
+              <w:overflowPunct/>
+              <w:topLinePunct w:val="0"/>
+              <w:autoSpaceDE w:val="0"/>
+              <w:autoSpaceDN w:val="0"/>
+              <w:bidi w:val="0"/>
+              <w:adjustRightInd w:val="0"/>
+              <w:snapToGrid w:val="0"/>
               <w:spacing w:before="187" w:line="220" w:lineRule="auto"/>
               <w:ind w:left="560"/>
+              <w:textAlignment w:val="baseline"/>
             </w:pPr>
             <w:r>
               <w:rPr>
@@ -467,6 +727,7 @@
         </w:tblPrEx>
         <w:trPr>
           <w:trHeight w:val="488" w:hRule="atLeast"/>
+          <w:jc w:val="center"/>
         </w:trPr>
         <w:tc>
           <w:tcPr>
@@ -475,8 +736,22 @@
           <w:p>
             <w:pPr>
               <w:pStyle w:val="25"/>
+              <w:keepNext w:val="0"/>
+              <w:keepLines w:val="0"/>
+              <w:pageBreakBefore w:val="0"/>
+              <w:widowControl w:val="0"/>
+              <w:kinsoku w:val="0"/>
+              <w:wordWrap/>
+              <w:overflowPunct/>
+              <w:topLinePunct w:val="0"/>
+              <w:autoSpaceDE w:val="0"/>
+              <w:autoSpaceDN w:val="0"/>
+              <w:bidi w:val="0"/>
+              <w:adjustRightInd w:val="0"/>
+              <w:snapToGrid w:val="0"/>
               <w:spacing w:before="162" w:line="239" w:lineRule="auto"/>
               <w:ind w:left="539"/>
+              <w:textAlignment w:val="baseline"/>
             </w:pPr>
             <w:r>
               <w:rPr>
@@ -493,8 +768,22 @@
           <w:p>
             <w:pPr>
               <w:pStyle w:val="25"/>
+              <w:keepNext w:val="0"/>
+              <w:keepLines w:val="0"/>
+              <w:pageBreakBefore w:val="0"/>
+              <w:widowControl w:val="0"/>
+              <w:kinsoku w:val="0"/>
+              <w:wordWrap/>
+              <w:overflowPunct/>
+              <w:topLinePunct w:val="0"/>
+              <w:autoSpaceDE w:val="0"/>
+              <w:autoSpaceDN w:val="0"/>
+              <w:bidi w:val="0"/>
+              <w:adjustRightInd w:val="0"/>
+              <w:snapToGrid w:val="0"/>
               <w:spacing w:before="162"/>
               <w:ind w:left="313"/>
+              <w:textAlignment w:val="baseline"/>
               <w:rPr>
                 <w:rFonts w:hint="default" w:eastAsia="宋体"/>
                 <w:lang w:val="en-US" w:eastAsia="zh-CN"/>
@@ -537,8 +826,22 @@
           <w:p>
             <w:pPr>
               <w:pStyle w:val="25"/>
+              <w:keepNext w:val="0"/>
+              <w:keepLines w:val="0"/>
+              <w:pageBreakBefore w:val="0"/>
+              <w:widowControl w:val="0"/>
+              <w:kinsoku w:val="0"/>
+              <w:wordWrap/>
+              <w:overflowPunct/>
+              <w:topLinePunct w:val="0"/>
+              <w:autoSpaceDE w:val="0"/>
+              <w:autoSpaceDN w:val="0"/>
+              <w:bidi w:val="0"/>
+              <w:adjustRightInd w:val="0"/>
+              <w:snapToGrid w:val="0"/>
               <w:spacing w:before="128" w:line="219" w:lineRule="auto"/>
               <w:ind w:left="699"/>
+              <w:textAlignment w:val="baseline"/>
             </w:pPr>
             <w:r>
               <w:rPr>
@@ -555,8 +858,22 @@
           <w:p>
             <w:pPr>
               <w:pStyle w:val="25"/>
+              <w:keepNext w:val="0"/>
+              <w:keepLines w:val="0"/>
+              <w:pageBreakBefore w:val="0"/>
+              <w:widowControl w:val="0"/>
+              <w:kinsoku w:val="0"/>
+              <w:wordWrap/>
+              <w:overflowPunct/>
+              <w:topLinePunct w:val="0"/>
+              <w:autoSpaceDE w:val="0"/>
+              <w:autoSpaceDN w:val="0"/>
+              <w:bidi w:val="0"/>
+              <w:adjustRightInd w:val="0"/>
+              <w:snapToGrid w:val="0"/>
               <w:spacing w:before="128" w:line="220" w:lineRule="auto"/>
               <w:ind w:left="639"/>
+              <w:textAlignment w:val="baseline"/>
               <w:rPr>
                 <w:rFonts w:hint="eastAsia" w:eastAsia="宋体"/>
                 <w:lang w:val="en-US" w:eastAsia="zh-CN"/>
@@ -578,8 +895,22 @@
           <w:p>
             <w:pPr>
               <w:pStyle w:val="25"/>
+              <w:keepNext w:val="0"/>
+              <w:keepLines w:val="0"/>
+              <w:pageBreakBefore w:val="0"/>
+              <w:widowControl w:val="0"/>
+              <w:kinsoku w:val="0"/>
+              <w:wordWrap/>
+              <w:overflowPunct/>
+              <w:topLinePunct w:val="0"/>
+              <w:autoSpaceDE w:val="0"/>
+              <w:autoSpaceDN w:val="0"/>
+              <w:bidi w:val="0"/>
+              <w:adjustRightInd w:val="0"/>
+              <w:snapToGrid w:val="0"/>
               <w:spacing w:before="129" w:line="221" w:lineRule="auto"/>
               <w:ind w:left="429"/>
+              <w:textAlignment w:val="baseline"/>
               <w:rPr>
                 <w:rFonts w:hint="eastAsia" w:eastAsia="宋体"/>
                 <w:lang w:eastAsia="zh-CN"/>
@@ -615,6 +946,7 @@
         </w:tblPrEx>
         <w:trPr>
           <w:trHeight w:val="528" w:hRule="atLeast"/>
+          <w:jc w:val="center"/>
         </w:trPr>
         <w:tc>
           <w:tcPr>
@@ -622,6 +954,20 @@
           </w:tcPr>
           <w:p>
             <w:pPr>
+              <w:keepNext w:val="0"/>
+              <w:keepLines w:val="0"/>
+              <w:pageBreakBefore w:val="0"/>
+              <w:widowControl w:val="0"/>
+              <w:kinsoku w:val="0"/>
+              <w:wordWrap/>
+              <w:overflowPunct/>
+              <w:topLinePunct w:val="0"/>
+              <w:autoSpaceDE w:val="0"/>
+              <w:autoSpaceDN w:val="0"/>
+              <w:bidi w:val="0"/>
+              <w:adjustRightInd w:val="0"/>
+              <w:snapToGrid w:val="0"/>
+              <w:textAlignment w:val="baseline"/>
               <w:rPr>
                 <w:rFonts w:ascii="Arial"/>
                 <w:sz w:val="21"/>
@@ -635,6 +981,20 @@
           </w:tcPr>
           <w:p>
             <w:pPr>
+              <w:keepNext w:val="0"/>
+              <w:keepLines w:val="0"/>
+              <w:pageBreakBefore w:val="0"/>
+              <w:widowControl w:val="0"/>
+              <w:kinsoku w:val="0"/>
+              <w:wordWrap/>
+              <w:overflowPunct/>
+              <w:topLinePunct w:val="0"/>
+              <w:autoSpaceDE w:val="0"/>
+              <w:autoSpaceDN w:val="0"/>
+              <w:bidi w:val="0"/>
+              <w:adjustRightInd w:val="0"/>
+              <w:snapToGrid w:val="0"/>
+              <w:textAlignment w:val="baseline"/>
               <w:rPr>
                 <w:rFonts w:ascii="Arial"/>
                 <w:sz w:val="21"/>
@@ -648,6 +1008,20 @@
           </w:tcPr>
           <w:p>
             <w:pPr>
+              <w:keepNext w:val="0"/>
+              <w:keepLines w:val="0"/>
+              <w:pageBreakBefore w:val="0"/>
+              <w:widowControl w:val="0"/>
+              <w:kinsoku w:val="0"/>
+              <w:wordWrap/>
+              <w:overflowPunct/>
+              <w:topLinePunct w:val="0"/>
+              <w:autoSpaceDE w:val="0"/>
+              <w:autoSpaceDN w:val="0"/>
+              <w:bidi w:val="0"/>
+              <w:adjustRightInd w:val="0"/>
+              <w:snapToGrid w:val="0"/>
+              <w:textAlignment w:val="baseline"/>
               <w:rPr>
                 <w:rFonts w:ascii="Arial"/>
                 <w:sz w:val="21"/>
@@ -661,6 +1035,20 @@
           </w:tcPr>
           <w:p>
             <w:pPr>
+              <w:keepNext w:val="0"/>
+              <w:keepLines w:val="0"/>
+              <w:pageBreakBefore w:val="0"/>
+              <w:widowControl w:val="0"/>
+              <w:kinsoku w:val="0"/>
+              <w:wordWrap/>
+              <w:overflowPunct/>
+              <w:topLinePunct w:val="0"/>
+              <w:autoSpaceDE w:val="0"/>
+              <w:autoSpaceDN w:val="0"/>
+              <w:bidi w:val="0"/>
+              <w:adjustRightInd w:val="0"/>
+              <w:snapToGrid w:val="0"/>
+              <w:textAlignment w:val="baseline"/>
               <w:rPr>
                 <w:rFonts w:ascii="Arial"/>
                 <w:sz w:val="21"/>
@@ -674,6 +1062,20 @@
           </w:tcPr>
           <w:p>
             <w:pPr>
+              <w:keepNext w:val="0"/>
+              <w:keepLines w:val="0"/>
+              <w:pageBreakBefore w:val="0"/>
+              <w:widowControl w:val="0"/>
+              <w:kinsoku w:val="0"/>
+              <w:wordWrap/>
+              <w:overflowPunct/>
+              <w:topLinePunct w:val="0"/>
+              <w:autoSpaceDE w:val="0"/>
+              <w:autoSpaceDN w:val="0"/>
+              <w:bidi w:val="0"/>
+              <w:adjustRightInd w:val="0"/>
+              <w:snapToGrid w:val="0"/>
+              <w:textAlignment w:val="baseline"/>
               <w:rPr>
                 <w:rFonts w:ascii="Arial"/>
                 <w:sz w:val="21"/>
@@ -701,6 +1103,7 @@
         </w:tblPrEx>
         <w:trPr>
           <w:trHeight w:val="589" w:hRule="atLeast"/>
+          <w:jc w:val="center"/>
         </w:trPr>
         <w:tc>
           <w:tcPr>
@@ -708,6 +1111,20 @@
           </w:tcPr>
           <w:p>
             <w:pPr>
+              <w:keepNext w:val="0"/>
+              <w:keepLines w:val="0"/>
+              <w:pageBreakBefore w:val="0"/>
+              <w:widowControl w:val="0"/>
+              <w:kinsoku w:val="0"/>
+              <w:wordWrap/>
+              <w:overflowPunct/>
+              <w:topLinePunct w:val="0"/>
+              <w:autoSpaceDE w:val="0"/>
+              <w:autoSpaceDN w:val="0"/>
+              <w:bidi w:val="0"/>
+              <w:adjustRightInd w:val="0"/>
+              <w:snapToGrid w:val="0"/>
+              <w:textAlignment w:val="baseline"/>
               <w:rPr>
                 <w:rFonts w:ascii="Arial"/>
                 <w:sz w:val="21"/>
@@ -721,6 +1138,20 @@
           </w:tcPr>
           <w:p>
             <w:pPr>
+              <w:keepNext w:val="0"/>
+              <w:keepLines w:val="0"/>
+              <w:pageBreakBefore w:val="0"/>
+              <w:widowControl w:val="0"/>
+              <w:kinsoku w:val="0"/>
+              <w:wordWrap/>
+              <w:overflowPunct/>
+              <w:topLinePunct w:val="0"/>
+              <w:autoSpaceDE w:val="0"/>
+              <w:autoSpaceDN w:val="0"/>
+              <w:bidi w:val="0"/>
+              <w:adjustRightInd w:val="0"/>
+              <w:snapToGrid w:val="0"/>
+              <w:textAlignment w:val="baseline"/>
               <w:rPr>
                 <w:rFonts w:ascii="Arial"/>
                 <w:sz w:val="21"/>
@@ -734,6 +1165,20 @@
           </w:tcPr>
           <w:p>
             <w:pPr>
+              <w:keepNext w:val="0"/>
+              <w:keepLines w:val="0"/>
+              <w:pageBreakBefore w:val="0"/>
+              <w:widowControl w:val="0"/>
+              <w:kinsoku w:val="0"/>
+              <w:wordWrap/>
+              <w:overflowPunct/>
+              <w:topLinePunct w:val="0"/>
+              <w:autoSpaceDE w:val="0"/>
+              <w:autoSpaceDN w:val="0"/>
+              <w:bidi w:val="0"/>
+              <w:adjustRightInd w:val="0"/>
+              <w:snapToGrid w:val="0"/>
+              <w:textAlignment w:val="baseline"/>
               <w:rPr>
                 <w:rFonts w:ascii="Arial"/>
                 <w:sz w:val="21"/>
@@ -747,6 +1192,20 @@
           </w:tcPr>
           <w:p>
             <w:pPr>
+              <w:keepNext w:val="0"/>
+              <w:keepLines w:val="0"/>
+              <w:pageBreakBefore w:val="0"/>
+              <w:widowControl w:val="0"/>
+              <w:kinsoku w:val="0"/>
+              <w:wordWrap/>
+              <w:overflowPunct/>
+              <w:topLinePunct w:val="0"/>
+              <w:autoSpaceDE w:val="0"/>
+              <w:autoSpaceDN w:val="0"/>
+              <w:bidi w:val="0"/>
+              <w:adjustRightInd w:val="0"/>
+              <w:snapToGrid w:val="0"/>
+              <w:textAlignment w:val="baseline"/>
               <w:rPr>
                 <w:rFonts w:ascii="Arial"/>
                 <w:sz w:val="21"/>
@@ -760,6 +1219,20 @@
           </w:tcPr>
           <w:p>
             <w:pPr>
+              <w:keepNext w:val="0"/>
+              <w:keepLines w:val="0"/>
+              <w:pageBreakBefore w:val="0"/>
+              <w:widowControl w:val="0"/>
+              <w:kinsoku w:val="0"/>
+              <w:wordWrap/>
+              <w:overflowPunct/>
+              <w:topLinePunct w:val="0"/>
+              <w:autoSpaceDE w:val="0"/>
+              <w:autoSpaceDN w:val="0"/>
+              <w:bidi w:val="0"/>
+              <w:adjustRightInd w:val="0"/>
+              <w:snapToGrid w:val="0"/>
+              <w:textAlignment w:val="baseline"/>
               <w:rPr>
                 <w:rFonts w:ascii="Arial"/>
                 <w:sz w:val="21"/>
@@ -772,10 +1245,38 @@
     <w:p>
       <w:pPr>
         <w:pStyle w:val="12"/>
+        <w:keepNext w:val="0"/>
+        <w:keepLines w:val="0"/>
+        <w:pageBreakBefore w:val="0"/>
+        <w:widowControl w:val="0"/>
+        <w:kinsoku w:val="0"/>
+        <w:wordWrap/>
+        <w:overflowPunct/>
+        <w:topLinePunct w:val="0"/>
+        <w:autoSpaceDE w:val="0"/>
+        <w:autoSpaceDN w:val="0"/>
+        <w:bidi w:val="0"/>
+        <w:adjustRightInd w:val="0"/>
+        <w:snapToGrid w:val="0"/>
+        <w:textAlignment w:val="baseline"/>
       </w:pPr>
     </w:p>
     <w:p>
       <w:pPr>
+        <w:keepNext w:val="0"/>
+        <w:keepLines w:val="0"/>
+        <w:pageBreakBefore w:val="0"/>
+        <w:widowControl w:val="0"/>
+        <w:kinsoku w:val="0"/>
+        <w:wordWrap/>
+        <w:overflowPunct/>
+        <w:topLinePunct w:val="0"/>
+        <w:autoSpaceDE w:val="0"/>
+        <w:autoSpaceDN w:val="0"/>
+        <w:bidi w:val="0"/>
+        <w:adjustRightInd w:val="0"/>
+        <w:snapToGrid w:val="0"/>
+        <w:textAlignment w:val="baseline"/>
         <w:sectPr>
           <w:pgSz w:w="11906" w:h="16839"/>
           <w:pgMar w:top="1431" w:right="1150" w:bottom="0" w:left="1595" w:header="0" w:footer="0" w:gutter="0"/>
@@ -786,7 +1287,21 @@
     <w:p>
       <w:pPr>
         <w:pStyle w:val="12"/>
+        <w:keepNext w:val="0"/>
+        <w:keepLines w:val="0"/>
+        <w:pageBreakBefore w:val="0"/>
+        <w:widowControl w:val="0"/>
+        <w:kinsoku w:val="0"/>
+        <w:wordWrap/>
+        <w:overflowPunct/>
+        <w:topLinePunct w:val="0"/>
+        <w:autoSpaceDE w:val="0"/>
+        <w:autoSpaceDN w:val="0"/>
+        <w:bidi w:val="0"/>
+        <w:adjustRightInd w:val="0"/>
+        <w:snapToGrid w:val="0"/>
         <w:spacing w:line="247" w:lineRule="auto"/>
+        <w:textAlignment w:val="baseline"/>
       </w:pPr>
     </w:p>
     <w:sdt>
@@ -820,9 +1335,23 @@
       <w:sdtContent>
         <w:p>
           <w:pPr>
+            <w:keepNext w:val="0"/>
+            <w:keepLines w:val="0"/>
+            <w:pageBreakBefore w:val="0"/>
+            <w:widowControl w:val="0"/>
+            <w:kinsoku w:val="0"/>
+            <w:wordWrap/>
+            <w:overflowPunct/>
+            <w:topLinePunct w:val="0"/>
+            <w:autoSpaceDE w:val="0"/>
+            <w:autoSpaceDN w:val="0"/>
+            <w:bidi w:val="0"/>
+            <w:adjustRightInd w:val="0"/>
+            <w:snapToGrid w:val="0"/>
             <w:spacing w:before="0" w:beforeLines="0" w:after="0" w:afterLines="0" w:line="240" w:lineRule="auto"/>
             <w:ind w:left="0" w:leftChars="0" w:right="0" w:rightChars="0" w:firstLine="0" w:firstLineChars="0"/>
             <w:jc w:val="center"/>
+            <w:textAlignment w:val="baseline"/>
             <w:rPr>
               <w:rFonts w:hint="eastAsia" w:ascii="Microsoft JhengHei" w:hAnsi="Microsoft JhengHei" w:eastAsia="Microsoft JhengHei" w:cs="Microsoft JhengHei"/>
               <w:sz w:val="24"/>
@@ -841,12 +1370,24 @@
         <w:p>
           <w:pPr>
             <w:pStyle w:val="16"/>
+            <w:keepNext w:val="0"/>
+            <w:keepLines w:val="0"/>
+            <w:pageBreakBefore w:val="0"/>
+            <w:widowControl w:val="0"/>
             <w:tabs>
               <w:tab w:val="right" w:leader="dot" w:pos="8487"/>
             </w:tabs>
+            <w:kinsoku w:val="0"/>
+            <w:wordWrap/>
+            <w:overflowPunct/>
+            <w:topLinePunct w:val="0"/>
+            <w:autoSpaceDE w:val="0"/>
+            <w:autoSpaceDN w:val="0"/>
+            <w:bidi w:val="0"/>
+            <w:adjustRightInd w:val="0"/>
+            <w:snapToGrid w:val="0"/>
+            <w:textAlignment w:val="baseline"/>
           </w:pPr>
-          <w:bookmarkStart w:id="10" w:name="_GoBack"/>
-          <w:bookmarkEnd w:id="10"/>
           <w:r>
             <w:rPr>
               <w:rFonts w:hint="eastAsia" w:ascii="Microsoft JhengHei" w:hAnsi="Microsoft JhengHei" w:eastAsia="Microsoft JhengHei" w:cs="Microsoft JhengHei"/>
@@ -883,7 +1424,7 @@
               <w:rFonts w:hint="eastAsia" w:ascii="Microsoft JhengHei" w:hAnsi="Microsoft JhengHei" w:eastAsia="Microsoft JhengHei" w:cs="Microsoft JhengHei"/>
               <w:szCs w:val="24"/>
             </w:rPr>
-            <w:instrText xml:space="preserve"> HYPERLINK \l _Toc3013 </w:instrText>
+            <w:instrText xml:space="preserve"> HYPERLINK \l _Toc18161 </w:instrText>
           </w:r>
           <w:r>
             <w:rPr>
@@ -909,7 +1450,7 @@
             <w:fldChar w:fldCharType="begin"/>
           </w:r>
           <w:r>
-            <w:instrText xml:space="preserve"> PAGEREF _Toc3013 \h </w:instrText>
+            <w:instrText xml:space="preserve"> PAGEREF _Toc18161 \h </w:instrText>
           </w:r>
           <w:r>
             <w:fldChar w:fldCharType="separate"/>
@@ -931,9 +1472,23 @@
         <w:p>
           <w:pPr>
             <w:pStyle w:val="16"/>
+            <w:keepNext w:val="0"/>
+            <w:keepLines w:val="0"/>
+            <w:pageBreakBefore w:val="0"/>
+            <w:widowControl w:val="0"/>
             <w:tabs>
               <w:tab w:val="right" w:leader="dot" w:pos="8487"/>
             </w:tabs>
+            <w:kinsoku w:val="0"/>
+            <w:wordWrap/>
+            <w:overflowPunct/>
+            <w:topLinePunct w:val="0"/>
+            <w:autoSpaceDE w:val="0"/>
+            <w:autoSpaceDN w:val="0"/>
+            <w:bidi w:val="0"/>
+            <w:adjustRightInd w:val="0"/>
+            <w:snapToGrid w:val="0"/>
+            <w:textAlignment w:val="baseline"/>
           </w:pPr>
           <w:r>
             <w:rPr>
@@ -947,7 +1502,7 @@
               <w:rFonts w:hint="eastAsia" w:ascii="Microsoft JhengHei" w:hAnsi="Microsoft JhengHei" w:eastAsia="Microsoft JhengHei" w:cs="Microsoft JhengHei"/>
               <w:szCs w:val="24"/>
             </w:rPr>
-            <w:instrText xml:space="preserve"> HYPERLINK \l _Toc15743 </w:instrText>
+            <w:instrText xml:space="preserve"> HYPERLINK \l _Toc30858 </w:instrText>
           </w:r>
           <w:r>
             <w:rPr>
@@ -966,7 +1521,7 @@
             <w:fldChar w:fldCharType="begin"/>
           </w:r>
           <w:r>
-            <w:instrText xml:space="preserve"> PAGEREF _Toc15743 \h </w:instrText>
+            <w:instrText xml:space="preserve"> PAGEREF _Toc30858 \h </w:instrText>
           </w:r>
           <w:r>
             <w:fldChar w:fldCharType="separate"/>
@@ -988,9 +1543,23 @@
         <w:p>
           <w:pPr>
             <w:pStyle w:val="16"/>
+            <w:keepNext w:val="0"/>
+            <w:keepLines w:val="0"/>
+            <w:pageBreakBefore w:val="0"/>
+            <w:widowControl w:val="0"/>
             <w:tabs>
               <w:tab w:val="right" w:leader="dot" w:pos="8487"/>
             </w:tabs>
+            <w:kinsoku w:val="0"/>
+            <w:wordWrap/>
+            <w:overflowPunct/>
+            <w:topLinePunct w:val="0"/>
+            <w:autoSpaceDE w:val="0"/>
+            <w:autoSpaceDN w:val="0"/>
+            <w:bidi w:val="0"/>
+            <w:adjustRightInd w:val="0"/>
+            <w:snapToGrid w:val="0"/>
+            <w:textAlignment w:val="baseline"/>
           </w:pPr>
           <w:r>
             <w:rPr>
@@ -1004,7 +1573,7 @@
               <w:rFonts w:hint="eastAsia" w:ascii="Microsoft JhengHei" w:hAnsi="Microsoft JhengHei" w:eastAsia="Microsoft JhengHei" w:cs="Microsoft JhengHei"/>
               <w:szCs w:val="24"/>
             </w:rPr>
-            <w:instrText xml:space="preserve"> HYPERLINK \l _Toc14959 </w:instrText>
+            <w:instrText xml:space="preserve"> HYPERLINK \l _Toc4914 </w:instrText>
           </w:r>
           <w:r>
             <w:rPr>
@@ -1033,7 +1602,7 @@
             <w:fldChar w:fldCharType="begin"/>
           </w:r>
           <w:r>
-            <w:instrText xml:space="preserve"> PAGEREF _Toc14959 \h </w:instrText>
+            <w:instrText xml:space="preserve"> PAGEREF _Toc4914 \h </w:instrText>
           </w:r>
           <w:r>
             <w:fldChar w:fldCharType="separate"/>
@@ -1055,9 +1624,23 @@
         <w:p>
           <w:pPr>
             <w:pStyle w:val="16"/>
+            <w:keepNext w:val="0"/>
+            <w:keepLines w:val="0"/>
+            <w:pageBreakBefore w:val="0"/>
+            <w:widowControl w:val="0"/>
             <w:tabs>
               <w:tab w:val="right" w:leader="dot" w:pos="8487"/>
             </w:tabs>
+            <w:kinsoku w:val="0"/>
+            <w:wordWrap/>
+            <w:overflowPunct/>
+            <w:topLinePunct w:val="0"/>
+            <w:autoSpaceDE w:val="0"/>
+            <w:autoSpaceDN w:val="0"/>
+            <w:bidi w:val="0"/>
+            <w:adjustRightInd w:val="0"/>
+            <w:snapToGrid w:val="0"/>
+            <w:textAlignment w:val="baseline"/>
           </w:pPr>
           <w:r>
             <w:rPr>
@@ -1071,7 +1654,7 @@
               <w:rFonts w:hint="eastAsia" w:ascii="Microsoft JhengHei" w:hAnsi="Microsoft JhengHei" w:eastAsia="Microsoft JhengHei" w:cs="Microsoft JhengHei"/>
               <w:szCs w:val="24"/>
             </w:rPr>
-            <w:instrText xml:space="preserve"> HYPERLINK \l _Toc24114 </w:instrText>
+            <w:instrText xml:space="preserve"> HYPERLINK \l _Toc1932 </w:instrText>
           </w:r>
           <w:r>
             <w:rPr>
@@ -1100,7 +1683,7 @@
             <w:fldChar w:fldCharType="begin"/>
           </w:r>
           <w:r>
-            <w:instrText xml:space="preserve"> PAGEREF _Toc24114 \h </w:instrText>
+            <w:instrText xml:space="preserve"> PAGEREF _Toc1932 \h </w:instrText>
           </w:r>
           <w:r>
             <w:fldChar w:fldCharType="separate"/>
@@ -1122,9 +1705,23 @@
         <w:p>
           <w:pPr>
             <w:pStyle w:val="16"/>
+            <w:keepNext w:val="0"/>
+            <w:keepLines w:val="0"/>
+            <w:pageBreakBefore w:val="0"/>
+            <w:widowControl w:val="0"/>
             <w:tabs>
               <w:tab w:val="right" w:leader="dot" w:pos="8487"/>
             </w:tabs>
+            <w:kinsoku w:val="0"/>
+            <w:wordWrap/>
+            <w:overflowPunct/>
+            <w:topLinePunct w:val="0"/>
+            <w:autoSpaceDE w:val="0"/>
+            <w:autoSpaceDN w:val="0"/>
+            <w:bidi w:val="0"/>
+            <w:adjustRightInd w:val="0"/>
+            <w:snapToGrid w:val="0"/>
+            <w:textAlignment w:val="baseline"/>
           </w:pPr>
           <w:r>
             <w:rPr>
@@ -1138,7 +1735,7 @@
               <w:rFonts w:hint="eastAsia" w:ascii="Microsoft JhengHei" w:hAnsi="Microsoft JhengHei" w:eastAsia="Microsoft JhengHei" w:cs="Microsoft JhengHei"/>
               <w:szCs w:val="24"/>
             </w:rPr>
-            <w:instrText xml:space="preserve"> HYPERLINK \l _Toc28772 </w:instrText>
+            <w:instrText xml:space="preserve"> HYPERLINK \l _Toc9596 </w:instrText>
           </w:r>
           <w:r>
             <w:rPr>
@@ -1167,7 +1764,7 @@
             <w:fldChar w:fldCharType="begin"/>
           </w:r>
           <w:r>
-            <w:instrText xml:space="preserve"> PAGEREF _Toc28772 \h </w:instrText>
+            <w:instrText xml:space="preserve"> PAGEREF _Toc9596 \h </w:instrText>
           </w:r>
           <w:r>
             <w:fldChar w:fldCharType="separate"/>
@@ -1189,9 +1786,23 @@
         <w:p>
           <w:pPr>
             <w:pStyle w:val="16"/>
+            <w:keepNext w:val="0"/>
+            <w:keepLines w:val="0"/>
+            <w:pageBreakBefore w:val="0"/>
+            <w:widowControl w:val="0"/>
             <w:tabs>
               <w:tab w:val="right" w:leader="dot" w:pos="8487"/>
             </w:tabs>
+            <w:kinsoku w:val="0"/>
+            <w:wordWrap/>
+            <w:overflowPunct/>
+            <w:topLinePunct w:val="0"/>
+            <w:autoSpaceDE w:val="0"/>
+            <w:autoSpaceDN w:val="0"/>
+            <w:bidi w:val="0"/>
+            <w:adjustRightInd w:val="0"/>
+            <w:snapToGrid w:val="0"/>
+            <w:textAlignment w:val="baseline"/>
           </w:pPr>
           <w:r>
             <w:rPr>
@@ -1205,7 +1816,7 @@
               <w:rFonts w:hint="eastAsia" w:ascii="Microsoft JhengHei" w:hAnsi="Microsoft JhengHei" w:eastAsia="Microsoft JhengHei" w:cs="Microsoft JhengHei"/>
               <w:szCs w:val="24"/>
             </w:rPr>
-            <w:instrText xml:space="preserve"> HYPERLINK \l _Toc6604 </w:instrText>
+            <w:instrText xml:space="preserve"> HYPERLINK \l _Toc17125 </w:instrText>
           </w:r>
           <w:r>
             <w:rPr>
@@ -1234,7 +1845,7 @@
             <w:fldChar w:fldCharType="begin"/>
           </w:r>
           <w:r>
-            <w:instrText xml:space="preserve"> PAGEREF _Toc6604 \h </w:instrText>
+            <w:instrText xml:space="preserve"> PAGEREF _Toc17125 \h </w:instrText>
           </w:r>
           <w:r>
             <w:fldChar w:fldCharType="separate"/>
@@ -1256,9 +1867,23 @@
         <w:p>
           <w:pPr>
             <w:pStyle w:val="16"/>
+            <w:keepNext w:val="0"/>
+            <w:keepLines w:val="0"/>
+            <w:pageBreakBefore w:val="0"/>
+            <w:widowControl w:val="0"/>
             <w:tabs>
               <w:tab w:val="right" w:leader="dot" w:pos="8487"/>
             </w:tabs>
+            <w:kinsoku w:val="0"/>
+            <w:wordWrap/>
+            <w:overflowPunct/>
+            <w:topLinePunct w:val="0"/>
+            <w:autoSpaceDE w:val="0"/>
+            <w:autoSpaceDN w:val="0"/>
+            <w:bidi w:val="0"/>
+            <w:adjustRightInd w:val="0"/>
+            <w:snapToGrid w:val="0"/>
+            <w:textAlignment w:val="baseline"/>
           </w:pPr>
           <w:r>
             <w:rPr>
@@ -1272,7 +1897,7 @@
               <w:rFonts w:hint="eastAsia" w:ascii="Microsoft JhengHei" w:hAnsi="Microsoft JhengHei" w:eastAsia="Microsoft JhengHei" w:cs="Microsoft JhengHei"/>
               <w:szCs w:val="24"/>
             </w:rPr>
-            <w:instrText xml:space="preserve"> HYPERLINK \l _Toc13388 </w:instrText>
+            <w:instrText xml:space="preserve"> HYPERLINK \l _Toc3179 </w:instrText>
           </w:r>
           <w:r>
             <w:rPr>
@@ -1301,7 +1926,7 @@
             <w:fldChar w:fldCharType="begin"/>
           </w:r>
           <w:r>
-            <w:instrText xml:space="preserve"> PAGEREF _Toc13388 \h </w:instrText>
+            <w:instrText xml:space="preserve"> PAGEREF _Toc3179 \h </w:instrText>
           </w:r>
           <w:r>
             <w:fldChar w:fldCharType="separate"/>
@@ -1323,9 +1948,23 @@
         <w:p>
           <w:pPr>
             <w:pStyle w:val="16"/>
+            <w:keepNext w:val="0"/>
+            <w:keepLines w:val="0"/>
+            <w:pageBreakBefore w:val="0"/>
+            <w:widowControl w:val="0"/>
             <w:tabs>
               <w:tab w:val="right" w:leader="dot" w:pos="8487"/>
             </w:tabs>
+            <w:kinsoku w:val="0"/>
+            <w:wordWrap/>
+            <w:overflowPunct/>
+            <w:topLinePunct w:val="0"/>
+            <w:autoSpaceDE w:val="0"/>
+            <w:autoSpaceDN w:val="0"/>
+            <w:bidi w:val="0"/>
+            <w:adjustRightInd w:val="0"/>
+            <w:snapToGrid w:val="0"/>
+            <w:textAlignment w:val="baseline"/>
           </w:pPr>
           <w:r>
             <w:rPr>
@@ -1339,7 +1978,7 @@
               <w:rFonts w:hint="eastAsia" w:ascii="Microsoft JhengHei" w:hAnsi="Microsoft JhengHei" w:eastAsia="Microsoft JhengHei" w:cs="Microsoft JhengHei"/>
               <w:szCs w:val="24"/>
             </w:rPr>
-            <w:instrText xml:space="preserve"> HYPERLINK \l _Toc15513 </w:instrText>
+            <w:instrText xml:space="preserve"> HYPERLINK \l _Toc29772 </w:instrText>
           </w:r>
           <w:r>
             <w:rPr>
@@ -1368,7 +2007,7 @@
             <w:fldChar w:fldCharType="begin"/>
           </w:r>
           <w:r>
-            <w:instrText xml:space="preserve"> PAGEREF _Toc15513 \h </w:instrText>
+            <w:instrText xml:space="preserve"> PAGEREF _Toc29772 \h </w:instrText>
           </w:r>
           <w:r>
             <w:fldChar w:fldCharType="separate"/>
@@ -1390,9 +2029,23 @@
         <w:p>
           <w:pPr>
             <w:pStyle w:val="16"/>
+            <w:keepNext w:val="0"/>
+            <w:keepLines w:val="0"/>
+            <w:pageBreakBefore w:val="0"/>
+            <w:widowControl w:val="0"/>
             <w:tabs>
               <w:tab w:val="right" w:leader="dot" w:pos="8487"/>
             </w:tabs>
+            <w:kinsoku w:val="0"/>
+            <w:wordWrap/>
+            <w:overflowPunct/>
+            <w:topLinePunct w:val="0"/>
+            <w:autoSpaceDE w:val="0"/>
+            <w:autoSpaceDN w:val="0"/>
+            <w:bidi w:val="0"/>
+            <w:adjustRightInd w:val="0"/>
+            <w:snapToGrid w:val="0"/>
+            <w:textAlignment w:val="baseline"/>
           </w:pPr>
           <w:r>
             <w:rPr>
@@ -1406,7 +2059,7 @@
               <w:rFonts w:hint="eastAsia" w:ascii="Microsoft JhengHei" w:hAnsi="Microsoft JhengHei" w:eastAsia="Microsoft JhengHei" w:cs="Microsoft JhengHei"/>
               <w:szCs w:val="24"/>
             </w:rPr>
-            <w:instrText xml:space="preserve"> HYPERLINK \l _Toc2170 </w:instrText>
+            <w:instrText xml:space="preserve"> HYPERLINK \l _Toc12860 </w:instrText>
           </w:r>
           <w:r>
             <w:rPr>
@@ -1435,7 +2088,7 @@
             <w:fldChar w:fldCharType="begin"/>
           </w:r>
           <w:r>
-            <w:instrText xml:space="preserve"> PAGEREF _Toc2170 \h </w:instrText>
+            <w:instrText xml:space="preserve"> PAGEREF _Toc12860 \h </w:instrText>
           </w:r>
           <w:r>
             <w:fldChar w:fldCharType="separate"/>
@@ -1457,9 +2110,23 @@
         <w:p>
           <w:pPr>
             <w:pStyle w:val="16"/>
+            <w:keepNext w:val="0"/>
+            <w:keepLines w:val="0"/>
+            <w:pageBreakBefore w:val="0"/>
+            <w:widowControl w:val="0"/>
             <w:tabs>
               <w:tab w:val="right" w:leader="dot" w:pos="8487"/>
             </w:tabs>
+            <w:kinsoku w:val="0"/>
+            <w:wordWrap/>
+            <w:overflowPunct/>
+            <w:topLinePunct w:val="0"/>
+            <w:autoSpaceDE w:val="0"/>
+            <w:autoSpaceDN w:val="0"/>
+            <w:bidi w:val="0"/>
+            <w:adjustRightInd w:val="0"/>
+            <w:snapToGrid w:val="0"/>
+            <w:textAlignment w:val="baseline"/>
           </w:pPr>
           <w:r>
             <w:rPr>
@@ -1473,7 +2140,7 @@
               <w:rFonts w:hint="eastAsia" w:ascii="Microsoft JhengHei" w:hAnsi="Microsoft JhengHei" w:eastAsia="Microsoft JhengHei" w:cs="Microsoft JhengHei"/>
               <w:szCs w:val="24"/>
             </w:rPr>
-            <w:instrText xml:space="preserve"> HYPERLINK \l _Toc29166 </w:instrText>
+            <w:instrText xml:space="preserve"> HYPERLINK \l _Toc3808 </w:instrText>
           </w:r>
           <w:r>
             <w:rPr>
@@ -1502,7 +2169,7 @@
             <w:fldChar w:fldCharType="begin"/>
           </w:r>
           <w:r>
-            <w:instrText xml:space="preserve"> PAGEREF _Toc29166 \h </w:instrText>
+            <w:instrText xml:space="preserve"> PAGEREF _Toc3808 \h </w:instrText>
           </w:r>
           <w:r>
             <w:fldChar w:fldCharType="separate"/>
@@ -1523,7 +2190,21 @@
         </w:p>
         <w:p>
           <w:pPr>
+            <w:keepNext w:val="0"/>
+            <w:keepLines w:val="0"/>
+            <w:pageBreakBefore w:val="0"/>
+            <w:widowControl w:val="0"/>
+            <w:kinsoku w:val="0"/>
+            <w:wordWrap/>
+            <w:overflowPunct/>
+            <w:topLinePunct w:val="0"/>
+            <w:autoSpaceDE w:val="0"/>
+            <w:autoSpaceDN w:val="0"/>
+            <w:bidi w:val="0"/>
+            <w:adjustRightInd w:val="0"/>
+            <w:snapToGrid w:val="0"/>
             <w:spacing w:line="220" w:lineRule="auto"/>
+            <w:textAlignment w:val="baseline"/>
             <w:rPr>
               <w:rFonts w:hint="eastAsia" w:ascii="Microsoft JhengHei" w:hAnsi="Microsoft JhengHei" w:eastAsia="Microsoft JhengHei" w:cs="Microsoft JhengHei"/>
               <w:snapToGrid w:val="0"/>
@@ -1546,7 +2227,21 @@
     </w:sdt>
     <w:p>
       <w:pPr>
+        <w:keepNext w:val="0"/>
+        <w:keepLines w:val="0"/>
+        <w:pageBreakBefore w:val="0"/>
+        <w:widowControl w:val="0"/>
+        <w:kinsoku w:val="0"/>
+        <w:wordWrap/>
+        <w:overflowPunct/>
+        <w:topLinePunct w:val="0"/>
+        <w:autoSpaceDE w:val="0"/>
+        <w:autoSpaceDN w:val="0"/>
+        <w:bidi w:val="0"/>
+        <w:adjustRightInd w:val="0"/>
+        <w:snapToGrid w:val="0"/>
         <w:spacing w:line="220" w:lineRule="auto"/>
+        <w:textAlignment w:val="baseline"/>
         <w:rPr>
           <w:rFonts w:ascii="宋体" w:hAnsi="宋体" w:eastAsia="宋体" w:cs="宋体"/>
           <w:snapToGrid w:val="0"/>
@@ -1566,13 +2261,26 @@
     <w:p>
       <w:pPr>
         <w:pStyle w:val="26"/>
+        <w:keepNext w:val="0"/>
+        <w:keepLines w:val="0"/>
+        <w:pageBreakBefore w:val="0"/>
+        <w:widowControl w:val="0"/>
+        <w:kinsoku w:val="0"/>
+        <w:wordWrap/>
+        <w:overflowPunct/>
+        <w:topLinePunct w:val="0"/>
+        <w:autoSpaceDE w:val="0"/>
+        <w:autoSpaceDN w:val="0"/>
         <w:bidi w:val="0"/>
-        <w:rPr>
-          <w:sz w:val="24"/>
-          <w:szCs w:val="24"/>
-        </w:rPr>
-      </w:pPr>
-      <w:bookmarkStart w:id="2" w:name="_Toc14959"/>
+        <w:adjustRightInd w:val="0"/>
+        <w:snapToGrid w:val="0"/>
+        <w:textAlignment w:val="baseline"/>
+        <w:rPr>
+          <w:sz w:val="24"/>
+          <w:szCs w:val="24"/>
+        </w:rPr>
+      </w:pPr>
+      <w:bookmarkStart w:id="2" w:name="_Toc4914"/>
       <w:r>
         <w:rPr>
           <w:sz w:val="24"/>
@@ -1588,7 +2296,7 @@
         <w:keepNext w:val="0"/>
         <w:keepLines w:val="0"/>
         <w:pageBreakBefore w:val="0"/>
-        <w:widowControl/>
+        <w:widowControl w:val="0"/>
         <w:numPr>
           <w:ilvl w:val="0"/>
           <w:numId w:val="2"/>
@@ -1628,7 +2336,7 @@
         <w:keepNext w:val="0"/>
         <w:keepLines w:val="0"/>
         <w:pageBreakBefore w:val="0"/>
-        <w:widowControl/>
+        <w:widowControl w:val="0"/>
         <w:numPr>
           <w:ilvl w:val="0"/>
           <w:numId w:val="2"/>
@@ -1668,7 +2376,7 @@
         <w:keepNext w:val="0"/>
         <w:keepLines w:val="0"/>
         <w:pageBreakBefore w:val="0"/>
-        <w:widowControl/>
+        <w:widowControl w:val="0"/>
         <w:numPr>
           <w:ilvl w:val="0"/>
           <w:numId w:val="2"/>
@@ -1705,13 +2413,26 @@
     <w:p>
       <w:pPr>
         <w:pStyle w:val="26"/>
+        <w:keepNext w:val="0"/>
+        <w:keepLines w:val="0"/>
+        <w:pageBreakBefore w:val="0"/>
+        <w:widowControl w:val="0"/>
+        <w:kinsoku w:val="0"/>
+        <w:wordWrap/>
+        <w:overflowPunct/>
+        <w:topLinePunct w:val="0"/>
+        <w:autoSpaceDE w:val="0"/>
+        <w:autoSpaceDN w:val="0"/>
         <w:bidi w:val="0"/>
-        <w:rPr>
-          <w:sz w:val="24"/>
-          <w:szCs w:val="24"/>
-        </w:rPr>
-      </w:pPr>
-      <w:bookmarkStart w:id="3" w:name="_Toc24114"/>
+        <w:adjustRightInd w:val="0"/>
+        <w:snapToGrid w:val="0"/>
+        <w:textAlignment w:val="baseline"/>
+        <w:rPr>
+          <w:sz w:val="24"/>
+          <w:szCs w:val="24"/>
+        </w:rPr>
+      </w:pPr>
+      <w:bookmarkStart w:id="3" w:name="_Toc1932"/>
       <w:r>
         <w:rPr>
           <w:sz w:val="24"/>
@@ -1726,7 +2447,7 @@
         <w:keepNext w:val="0"/>
         <w:keepLines w:val="0"/>
         <w:pageBreakBefore w:val="0"/>
-        <w:widowControl/>
+        <w:widowControl w:val="0"/>
         <w:kinsoku w:val="0"/>
         <w:wordWrap/>
         <w:overflowPunct/>
@@ -1758,13 +2479,26 @@
     <w:p>
       <w:pPr>
         <w:pStyle w:val="26"/>
+        <w:keepNext w:val="0"/>
+        <w:keepLines w:val="0"/>
+        <w:pageBreakBefore w:val="0"/>
+        <w:widowControl w:val="0"/>
+        <w:kinsoku w:val="0"/>
+        <w:wordWrap/>
+        <w:overflowPunct/>
+        <w:topLinePunct w:val="0"/>
+        <w:autoSpaceDE w:val="0"/>
+        <w:autoSpaceDN w:val="0"/>
         <w:bidi w:val="0"/>
-        <w:rPr>
-          <w:sz w:val="24"/>
-          <w:szCs w:val="24"/>
-        </w:rPr>
-      </w:pPr>
-      <w:bookmarkStart w:id="4" w:name="_Toc28772"/>
+        <w:adjustRightInd w:val="0"/>
+        <w:snapToGrid w:val="0"/>
+        <w:textAlignment w:val="baseline"/>
+        <w:rPr>
+          <w:sz w:val="24"/>
+          <w:szCs w:val="24"/>
+        </w:rPr>
+      </w:pPr>
+      <w:bookmarkStart w:id="4" w:name="_Toc9596"/>
       <w:r>
         <w:rPr>
           <w:sz w:val="24"/>
@@ -1776,11 +2510,11 @@
     </w:p>
     <w:p>
       <w:pPr>
-        <w:pStyle w:val="12"/>
+        <w:pStyle w:val="39"/>
         <w:keepNext w:val="0"/>
         <w:keepLines w:val="0"/>
         <w:pageBreakBefore w:val="0"/>
-        <w:widowControl/>
+        <w:widowControl w:val="0"/>
         <w:numPr>
           <w:ilvl w:val="0"/>
           <w:numId w:val="3"/>
@@ -1794,45 +2528,26 @@
         <w:bidi w:val="0"/>
         <w:adjustRightInd w:val="0"/>
         <w:snapToGrid w:val="0"/>
-        <w:spacing w:line="360" w:lineRule="auto"/>
         <w:ind w:left="425" w:leftChars="0" w:hanging="425" w:firstLineChars="0"/>
         <w:textAlignment w:val="baseline"/>
-        <w:rPr>
-          <w:rFonts w:ascii="宋体" w:hAnsi="宋体" w:eastAsia="宋体" w:cs="宋体"/>
-          <w:spacing w:val="-2"/>
-          <w:position w:val="2"/>
-          <w:sz w:val="24"/>
-          <w:szCs w:val="24"/>
-        </w:rPr>
-      </w:pPr>
-      <w:r>
-        <w:rPr>
-          <w:rFonts w:hint="eastAsia" w:ascii="宋体" w:hAnsi="宋体" w:eastAsia="宋体" w:cs="宋体"/>
-          <w:spacing w:val="-2"/>
-          <w:position w:val="2"/>
-          <w:sz w:val="24"/>
-          <w:szCs w:val="24"/>
+      </w:pPr>
+      <w:r>
+        <w:rPr>
+          <w:rFonts w:hint="eastAsia"/>
         </w:rPr>
         <w:t>T/CESA 1299—2023</w:t>
       </w:r>
       <w:r>
-        <w:rPr>
-          <w:rFonts w:ascii="宋体" w:hAnsi="宋体" w:eastAsia="宋体" w:cs="宋体"/>
-          <w:spacing w:val="-2"/>
-          <w:position w:val="2"/>
-          <w:sz w:val="24"/>
-          <w:szCs w:val="24"/>
-        </w:rPr>
         <w:t xml:space="preserve"> 《信息技术服务 运行维护服务能力成熟度模型》</w:t>
       </w:r>
     </w:p>
     <w:p>
       <w:pPr>
-        <w:pStyle w:val="12"/>
+        <w:pStyle w:val="39"/>
         <w:keepNext w:val="0"/>
         <w:keepLines w:val="0"/>
         <w:pageBreakBefore w:val="0"/>
-        <w:widowControl/>
+        <w:widowControl w:val="0"/>
         <w:numPr>
           <w:ilvl w:val="0"/>
           <w:numId w:val="3"/>
@@ -1846,56 +2561,30 @@
         <w:bidi w:val="0"/>
         <w:adjustRightInd w:val="0"/>
         <w:snapToGrid w:val="0"/>
-        <w:spacing w:line="360" w:lineRule="auto"/>
         <w:ind w:left="425" w:leftChars="0" w:hanging="425" w:firstLineChars="0"/>
         <w:textAlignment w:val="baseline"/>
-        <w:rPr>
-          <w:rFonts w:ascii="宋体" w:hAnsi="宋体" w:eastAsia="宋体" w:cs="宋体"/>
-          <w:spacing w:val="-2"/>
-          <w:position w:val="2"/>
-          <w:sz w:val="24"/>
-          <w:szCs w:val="24"/>
-        </w:rPr>
-      </w:pPr>
-      <w:r>
-        <w:rPr>
-          <w:rFonts w:ascii="宋体" w:hAnsi="宋体" w:eastAsia="宋体" w:cs="宋体"/>
-          <w:spacing w:val="-2"/>
-          <w:position w:val="2"/>
-          <w:sz w:val="24"/>
-          <w:szCs w:val="24"/>
-        </w:rPr>
+      </w:pPr>
+      <w:r>
         <w:t>GB/T28827.1-20</w:t>
       </w:r>
       <w:r>
         <w:rPr>
-          <w:rFonts w:hint="eastAsia" w:ascii="宋体" w:hAnsi="宋体" w:eastAsia="宋体" w:cs="宋体"/>
-          <w:spacing w:val="-2"/>
-          <w:position w:val="2"/>
-          <w:sz w:val="24"/>
-          <w:szCs w:val="24"/>
+          <w:rFonts w:hint="eastAsia"/>
           <w:lang w:val="en-US" w:eastAsia="zh-CN"/>
         </w:rPr>
         <w:t>2</w:t>
       </w:r>
       <w:r>
-        <w:rPr>
-          <w:rFonts w:ascii="宋体" w:hAnsi="宋体" w:eastAsia="宋体" w:cs="宋体"/>
-          <w:spacing w:val="-2"/>
-          <w:position w:val="2"/>
-          <w:sz w:val="24"/>
-          <w:szCs w:val="24"/>
-        </w:rPr>
         <w:t>2《信息技术服务 运行维护 第 1 部分：通用要求》</w:t>
       </w:r>
     </w:p>
     <w:p>
       <w:pPr>
-        <w:pStyle w:val="12"/>
+        <w:pStyle w:val="39"/>
         <w:keepNext w:val="0"/>
         <w:keepLines w:val="0"/>
         <w:pageBreakBefore w:val="0"/>
-        <w:widowControl/>
+        <w:widowControl w:val="0"/>
         <w:numPr>
           <w:ilvl w:val="0"/>
           <w:numId w:val="3"/>
@@ -1909,35 +2598,20 @@
         <w:bidi w:val="0"/>
         <w:adjustRightInd w:val="0"/>
         <w:snapToGrid w:val="0"/>
-        <w:spacing w:line="360" w:lineRule="auto"/>
         <w:ind w:left="425" w:leftChars="0" w:hanging="425" w:firstLineChars="0"/>
         <w:textAlignment w:val="baseline"/>
-        <w:rPr>
-          <w:rFonts w:ascii="宋体" w:hAnsi="宋体" w:eastAsia="宋体" w:cs="宋体"/>
-          <w:spacing w:val="-2"/>
-          <w:position w:val="2"/>
-          <w:sz w:val="24"/>
-          <w:szCs w:val="24"/>
-        </w:rPr>
-      </w:pPr>
-      <w:r>
-        <w:rPr>
-          <w:rFonts w:ascii="宋体" w:hAnsi="宋体" w:eastAsia="宋体" w:cs="宋体"/>
-          <w:spacing w:val="-2"/>
-          <w:position w:val="2"/>
-          <w:sz w:val="24"/>
-          <w:szCs w:val="24"/>
-        </w:rPr>
+      </w:pPr>
+      <w:r>
         <w:t>GB/T 29264-2012 《信息技术服务 分类与代码》</w:t>
       </w:r>
     </w:p>
     <w:p>
       <w:pPr>
-        <w:pStyle w:val="12"/>
+        <w:pStyle w:val="39"/>
         <w:keepNext w:val="0"/>
         <w:keepLines w:val="0"/>
         <w:pageBreakBefore w:val="0"/>
-        <w:widowControl/>
+        <w:widowControl w:val="0"/>
         <w:numPr>
           <w:ilvl w:val="0"/>
           <w:numId w:val="3"/>
@@ -1951,35 +2625,20 @@
         <w:bidi w:val="0"/>
         <w:adjustRightInd w:val="0"/>
         <w:snapToGrid w:val="0"/>
-        <w:spacing w:line="360" w:lineRule="auto"/>
         <w:ind w:left="425" w:leftChars="0" w:hanging="425" w:firstLineChars="0"/>
         <w:textAlignment w:val="baseline"/>
-        <w:rPr>
-          <w:rFonts w:ascii="宋体" w:hAnsi="宋体" w:eastAsia="宋体" w:cs="宋体"/>
-          <w:spacing w:val="-2"/>
-          <w:position w:val="2"/>
-          <w:sz w:val="24"/>
-          <w:szCs w:val="24"/>
-        </w:rPr>
-      </w:pPr>
-      <w:r>
-        <w:rPr>
-          <w:rFonts w:ascii="宋体" w:hAnsi="宋体" w:eastAsia="宋体" w:cs="宋体"/>
-          <w:spacing w:val="-2"/>
-          <w:position w:val="2"/>
-          <w:sz w:val="24"/>
-          <w:szCs w:val="24"/>
-        </w:rPr>
+      </w:pPr>
+      <w:r>
         <w:t>GB/T 28827.2-2012 《信息技术服务 运行维护 第 2 部分:交付规范》</w:t>
       </w:r>
     </w:p>
     <w:p>
       <w:pPr>
-        <w:pStyle w:val="12"/>
+        <w:pStyle w:val="39"/>
         <w:keepNext w:val="0"/>
         <w:keepLines w:val="0"/>
         <w:pageBreakBefore w:val="0"/>
-        <w:widowControl/>
+        <w:widowControl w:val="0"/>
         <w:numPr>
           <w:ilvl w:val="0"/>
           <w:numId w:val="3"/>
@@ -1993,35 +2652,20 @@
         <w:bidi w:val="0"/>
         <w:adjustRightInd w:val="0"/>
         <w:snapToGrid w:val="0"/>
-        <w:spacing w:line="360" w:lineRule="auto"/>
         <w:ind w:left="425" w:leftChars="0" w:hanging="425" w:firstLineChars="0"/>
         <w:textAlignment w:val="baseline"/>
-        <w:rPr>
-          <w:rFonts w:ascii="宋体" w:hAnsi="宋体" w:eastAsia="宋体" w:cs="宋体"/>
-          <w:spacing w:val="-2"/>
-          <w:position w:val="2"/>
-          <w:sz w:val="24"/>
-          <w:szCs w:val="24"/>
-        </w:rPr>
-      </w:pPr>
-      <w:r>
-        <w:rPr>
-          <w:rFonts w:ascii="宋体" w:hAnsi="宋体" w:eastAsia="宋体" w:cs="宋体"/>
-          <w:spacing w:val="-2"/>
-          <w:position w:val="2"/>
-          <w:sz w:val="24"/>
-          <w:szCs w:val="24"/>
-        </w:rPr>
+      </w:pPr>
+      <w:r>
         <w:t>国家有关法律、法规及行业标准</w:t>
       </w:r>
     </w:p>
     <w:p>
       <w:pPr>
-        <w:pStyle w:val="12"/>
+        <w:pStyle w:val="39"/>
         <w:keepNext w:val="0"/>
         <w:keepLines w:val="0"/>
         <w:pageBreakBefore w:val="0"/>
-        <w:widowControl/>
+        <w:widowControl w:val="0"/>
         <w:numPr>
           <w:ilvl w:val="0"/>
           <w:numId w:val="3"/>
@@ -2035,54 +2679,20 @@
         <w:bidi w:val="0"/>
         <w:adjustRightInd w:val="0"/>
         <w:snapToGrid w:val="0"/>
-        <w:spacing w:line="360" w:lineRule="auto"/>
         <w:ind w:left="425" w:leftChars="0" w:hanging="425" w:firstLineChars="0"/>
         <w:textAlignment w:val="baseline"/>
-        <w:rPr>
-          <w:rFonts w:ascii="宋体" w:hAnsi="宋体" w:eastAsia="宋体" w:cs="宋体"/>
-          <w:spacing w:val="-2"/>
-          <w:position w:val="2"/>
-          <w:sz w:val="24"/>
-          <w:szCs w:val="24"/>
-        </w:rPr>
-      </w:pPr>
-      <w:r>
-        <w:rPr>
-          <w:rFonts w:ascii="宋体" w:hAnsi="宋体" w:eastAsia="宋体" w:cs="宋体"/>
-          <w:spacing w:val="-2"/>
-          <w:position w:val="2"/>
-          <w:sz w:val="24"/>
-          <w:szCs w:val="24"/>
-        </w:rPr>
+      </w:pPr>
+      <w:r>
         <w:t>公司运营管理制度及管理要求</w:t>
       </w:r>
     </w:p>
     <w:p>
       <w:pPr>
         <w:pStyle w:val="26"/>
-        <w:bidi w:val="0"/>
-        <w:rPr>
-          <w:sz w:val="24"/>
-          <w:szCs w:val="24"/>
-        </w:rPr>
-      </w:pPr>
-      <w:bookmarkStart w:id="5" w:name="_Toc6604"/>
-      <w:r>
-        <w:rPr>
-          <w:sz w:val="24"/>
-          <w:szCs w:val="24"/>
-        </w:rPr>
-        <w:t>审核组织</w:t>
-      </w:r>
-      <w:bookmarkEnd w:id="5"/>
-    </w:p>
-    <w:p>
-      <w:pPr>
-        <w:pStyle w:val="12"/>
         <w:keepNext w:val="0"/>
         <w:keepLines w:val="0"/>
         <w:pageBreakBefore w:val="0"/>
-        <w:widowControl/>
+        <w:widowControl w:val="0"/>
         <w:kinsoku w:val="0"/>
         <w:wordWrap/>
         <w:overflowPunct/>
@@ -2092,47 +2702,29 @@
         <w:bidi w:val="0"/>
         <w:adjustRightInd w:val="0"/>
         <w:snapToGrid w:val="0"/>
-        <w:spacing w:line="360" w:lineRule="auto"/>
-        <w:ind w:left="472" w:hanging="472" w:hangingChars="200"/>
         <w:textAlignment w:val="baseline"/>
         <w:rPr>
-          <w:rFonts w:hint="eastAsia" w:ascii="宋体" w:hAnsi="宋体" w:eastAsia="宋体" w:cs="宋体"/>
-          <w:spacing w:val="-2"/>
-          <w:position w:val="2"/>
-          <w:sz w:val="24"/>
-          <w:szCs w:val="24"/>
-          <w:lang w:val="en-US" w:eastAsia="zh-CN"/>
-        </w:rPr>
-      </w:pPr>
-      <w:r>
-        <w:rPr>
-          <w:rFonts w:ascii="宋体" w:hAnsi="宋体" w:eastAsia="宋体" w:cs="宋体"/>
-          <w:spacing w:val="-2"/>
-          <w:position w:val="2"/>
-          <w:sz w:val="24"/>
-          <w:szCs w:val="24"/>
-        </w:rPr>
-        <w:t>审核组长：</w:t>
-      </w:r>
-      <w:r>
-        <w:rPr>
-          <w:rFonts w:hint="eastAsia" w:ascii="宋体" w:hAnsi="宋体" w:eastAsia="宋体" w:cs="宋体"/>
-          <w:spacing w:val="-2"/>
-          <w:position w:val="2"/>
-          <w:sz w:val="24"/>
-          <w:szCs w:val="24"/>
-          <w:lang w:val="en-US" w:eastAsia="zh-CN"/>
-        </w:rPr>
-        <w:t>金文莉</w:t>
-      </w:r>
+          <w:sz w:val="24"/>
+          <w:szCs w:val="24"/>
+        </w:rPr>
+      </w:pPr>
+      <w:bookmarkStart w:id="5" w:name="_Toc17125"/>
+      <w:r>
+        <w:rPr>
+          <w:sz w:val="24"/>
+          <w:szCs w:val="24"/>
+        </w:rPr>
+        <w:t>审核组织</w:t>
+      </w:r>
+      <w:bookmarkEnd w:id="5"/>
     </w:p>
     <w:p>
       <w:pPr>
-        <w:pStyle w:val="12"/>
+        <w:pStyle w:val="39"/>
         <w:keepNext w:val="0"/>
         <w:keepLines w:val="0"/>
         <w:pageBreakBefore w:val="0"/>
-        <w:widowControl/>
+        <w:widowControl w:val="0"/>
         <w:kinsoku w:val="0"/>
         <w:wordWrap/>
         <w:overflowPunct/>
@@ -2142,67 +2734,30 @@
         <w:bidi w:val="0"/>
         <w:adjustRightInd w:val="0"/>
         <w:snapToGrid w:val="0"/>
-        <w:spacing w:line="360" w:lineRule="auto"/>
-        <w:ind w:left="472" w:hanging="472" w:hangingChars="200"/>
         <w:textAlignment w:val="baseline"/>
         <w:rPr>
-          <w:rFonts w:ascii="宋体" w:hAnsi="宋体" w:eastAsia="宋体" w:cs="宋体"/>
-          <w:spacing w:val="-2"/>
-          <w:position w:val="2"/>
-          <w:sz w:val="24"/>
-          <w:szCs w:val="24"/>
-        </w:rPr>
-      </w:pPr>
-      <w:r>
-        <w:rPr>
-          <w:rFonts w:ascii="宋体" w:hAnsi="宋体" w:eastAsia="宋体" w:cs="宋体"/>
-          <w:spacing w:val="-2"/>
-          <w:position w:val="2"/>
-          <w:sz w:val="24"/>
-          <w:szCs w:val="24"/>
-        </w:rPr>
-        <w:t>审核成员：</w:t>
-      </w:r>
-      <w:r>
-        <w:rPr>
-          <w:rFonts w:hint="eastAsia" w:ascii="宋体" w:hAnsi="宋体" w:eastAsia="宋体" w:cs="宋体"/>
-          <w:spacing w:val="-2"/>
-          <w:position w:val="2"/>
-          <w:sz w:val="24"/>
-          <w:szCs w:val="24"/>
-        </w:rPr>
-        <w:t>游天舒</w:t>
-      </w:r>
-      <w:r>
-        <w:rPr>
-          <w:rFonts w:hint="eastAsia" w:ascii="宋体" w:hAnsi="宋体" w:eastAsia="宋体" w:cs="宋体"/>
-          <w:spacing w:val="-2"/>
-          <w:position w:val="2"/>
-          <w:sz w:val="24"/>
-          <w:szCs w:val="24"/>
-          <w:lang w:eastAsia="zh-CN"/>
-        </w:rPr>
-        <w:t>、</w:t>
-      </w:r>
-      <w:r>
-        <w:rPr>
-          <w:rFonts w:hint="eastAsia" w:ascii="宋体" w:hAnsi="宋体" w:eastAsia="宋体" w:cs="宋体"/>
-          <w:spacing w:val="-2"/>
-          <w:position w:val="2"/>
-          <w:sz w:val="24"/>
-          <w:szCs w:val="24"/>
+          <w:rFonts w:hint="eastAsia"/>
           <w:lang w:val="en-US" w:eastAsia="zh-CN"/>
         </w:rPr>
-        <w:t>胡葛鹏宇、牛凯娟、王海燕</w:t>
+      </w:pPr>
+      <w:r>
+        <w:t>审核组长：</w:t>
+      </w:r>
+      <w:r>
+        <w:rPr>
+          <w:rFonts w:hint="eastAsia"/>
+          <w:lang w:val="en-US" w:eastAsia="zh-CN"/>
+        </w:rPr>
+        <w:t>金文莉</w:t>
       </w:r>
     </w:p>
     <w:p>
       <w:pPr>
-        <w:pStyle w:val="12"/>
+        <w:pStyle w:val="39"/>
         <w:keepNext w:val="0"/>
         <w:keepLines w:val="0"/>
         <w:pageBreakBefore w:val="0"/>
-        <w:widowControl/>
+        <w:widowControl w:val="0"/>
         <w:kinsoku w:val="0"/>
         <w:wordWrap/>
         <w:overflowPunct/>
@@ -2212,91 +2767,104 @@
         <w:bidi w:val="0"/>
         <w:adjustRightInd w:val="0"/>
         <w:snapToGrid w:val="0"/>
-        <w:spacing w:line="360" w:lineRule="auto"/>
-        <w:ind w:left="472" w:hanging="472" w:hangingChars="200"/>
         <w:textAlignment w:val="baseline"/>
-        <w:rPr>
-          <w:rFonts w:ascii="宋体" w:hAnsi="宋体" w:eastAsia="宋体" w:cs="宋体"/>
-          <w:spacing w:val="-2"/>
-          <w:position w:val="2"/>
-          <w:sz w:val="24"/>
-          <w:szCs w:val="24"/>
-        </w:rPr>
-      </w:pPr>
-      <w:r>
-        <w:rPr>
-          <w:rFonts w:ascii="宋体" w:hAnsi="宋体" w:eastAsia="宋体" w:cs="宋体"/>
-          <w:spacing w:val="-2"/>
-          <w:position w:val="2"/>
-          <w:sz w:val="24"/>
-          <w:szCs w:val="24"/>
-        </w:rPr>
-        <w:t>受审部门：运维部（服务台、备件库</w:t>
-      </w:r>
-      <w:r>
-        <w:rPr>
-          <w:rFonts w:hint="eastAsia" w:ascii="宋体" w:hAnsi="宋体" w:eastAsia="宋体" w:cs="宋体"/>
-          <w:spacing w:val="-2"/>
-          <w:position w:val="2"/>
-          <w:sz w:val="24"/>
-          <w:szCs w:val="24"/>
+      </w:pPr>
+      <w:r>
+        <w:t>审核成员：</w:t>
+      </w:r>
+      <w:r>
+        <w:rPr>
+          <w:rFonts w:hint="eastAsia"/>
+        </w:rPr>
+        <w:t>游天舒</w:t>
+      </w:r>
+      <w:r>
+        <w:rPr>
+          <w:rFonts w:hint="eastAsia"/>
           <w:lang w:eastAsia="zh-CN"/>
         </w:rPr>
         <w:t>、</w:t>
       </w:r>
       <w:r>
         <w:rPr>
-          <w:rFonts w:hint="eastAsia" w:ascii="宋体" w:hAnsi="宋体" w:eastAsia="宋体" w:cs="宋体"/>
-          <w:spacing w:val="-2"/>
-          <w:position w:val="2"/>
-          <w:sz w:val="24"/>
-          <w:szCs w:val="24"/>
+          <w:rFonts w:hint="eastAsia"/>
           <w:lang w:val="en-US" w:eastAsia="zh-CN"/>
         </w:rPr>
-        <w:t>服务知识</w:t>
-      </w:r>
-      <w:r>
-        <w:rPr>
-          <w:rFonts w:ascii="宋体" w:hAnsi="宋体" w:eastAsia="宋体" w:cs="宋体"/>
-          <w:spacing w:val="-2"/>
-          <w:position w:val="2"/>
-          <w:sz w:val="24"/>
-          <w:szCs w:val="24"/>
-        </w:rPr>
-        <w:t>）、</w:t>
-      </w:r>
-      <w:r>
-        <w:rPr>
-          <w:rFonts w:hint="eastAsia" w:ascii="宋体" w:hAnsi="宋体" w:eastAsia="宋体" w:cs="宋体"/>
-          <w:spacing w:val="-2"/>
-          <w:position w:val="2"/>
-          <w:sz w:val="24"/>
-          <w:szCs w:val="24"/>
-          <w:lang w:val="en-US" w:eastAsia="zh-CN"/>
-        </w:rPr>
-        <w:t>人力部</w:t>
-      </w:r>
-      <w:r>
-        <w:rPr>
-          <w:rFonts w:ascii="宋体" w:hAnsi="宋体" w:eastAsia="宋体" w:cs="宋体"/>
-          <w:spacing w:val="-2"/>
-          <w:position w:val="2"/>
-          <w:sz w:val="24"/>
-          <w:szCs w:val="24"/>
-        </w:rPr>
-        <w:t>、采购部、质量部、研发部</w:t>
+        <w:t>胡葛鹏宇、牛凯娟、王海燕</w:t>
       </w:r>
     </w:p>
     <w:p>
       <w:pPr>
+        <w:pStyle w:val="39"/>
+        <w:keepNext w:val="0"/>
+        <w:keepLines w:val="0"/>
+        <w:pageBreakBefore w:val="0"/>
+        <w:widowControl w:val="0"/>
+        <w:kinsoku w:val="0"/>
+        <w:wordWrap/>
+        <w:overflowPunct/>
+        <w:topLinePunct w:val="0"/>
+        <w:autoSpaceDE w:val="0"/>
+        <w:autoSpaceDN w:val="0"/>
+        <w:bidi w:val="0"/>
+        <w:adjustRightInd w:val="0"/>
+        <w:snapToGrid w:val="0"/>
+        <w:textAlignment w:val="baseline"/>
+      </w:pPr>
+      <w:r>
+        <w:t>受审部门：运维部（服务台、备件库</w:t>
+      </w:r>
+      <w:r>
+        <w:rPr>
+          <w:rFonts w:hint="eastAsia"/>
+          <w:lang w:eastAsia="zh-CN"/>
+        </w:rPr>
+        <w:t>、</w:t>
+      </w:r>
+      <w:r>
+        <w:rPr>
+          <w:rFonts w:hint="eastAsia"/>
+          <w:lang w:val="en-US" w:eastAsia="zh-CN"/>
+        </w:rPr>
+        <w:t>服务知识</w:t>
+      </w:r>
+      <w:r>
+        <w:t>）、</w:t>
+      </w:r>
+      <w:r>
+        <w:rPr>
+          <w:rFonts w:hint="eastAsia"/>
+          <w:lang w:val="en-US" w:eastAsia="zh-CN"/>
+        </w:rPr>
+        <w:t>人力部</w:t>
+      </w:r>
+      <w:r>
+        <w:t>、采购部、质量部、研发部</w:t>
+      </w:r>
+    </w:p>
+    <w:p>
+      <w:pPr>
         <w:pStyle w:val="26"/>
+        <w:keepNext w:val="0"/>
+        <w:keepLines w:val="0"/>
+        <w:pageBreakBefore w:val="0"/>
+        <w:widowControl w:val="0"/>
+        <w:kinsoku w:val="0"/>
+        <w:wordWrap/>
+        <w:overflowPunct/>
+        <w:topLinePunct w:val="0"/>
+        <w:autoSpaceDE w:val="0"/>
+        <w:autoSpaceDN w:val="0"/>
         <w:bidi w:val="0"/>
-        <w:rPr>
-          <w:sz w:val="24"/>
-          <w:szCs w:val="24"/>
-        </w:rPr>
-      </w:pPr>
-      <w:bookmarkStart w:id="6" w:name="_Toc13388"/>
+        <w:adjustRightInd w:val="0"/>
+        <w:snapToGrid w:val="0"/>
+        <w:textAlignment w:val="baseline"/>
+        <w:rPr>
+          <w:sz w:val="24"/>
+          <w:szCs w:val="24"/>
+        </w:rPr>
+      </w:pPr>
+      <w:bookmarkStart w:id="6" w:name="_Toc3179"/>
       <w:r>
         <w:rPr>
           <w:sz w:val="24"/>
@@ -2308,8 +2876,22 @@
     </w:p>
     <w:p>
       <w:pPr>
+        <w:keepNext w:val="0"/>
+        <w:keepLines w:val="0"/>
+        <w:pageBreakBefore w:val="0"/>
+        <w:widowControl w:val="0"/>
+        <w:kinsoku w:val="0"/>
+        <w:wordWrap/>
+        <w:overflowPunct/>
+        <w:topLinePunct w:val="0"/>
+        <w:autoSpaceDE w:val="0"/>
+        <w:autoSpaceDN w:val="0"/>
+        <w:bidi w:val="0"/>
+        <w:adjustRightInd w:val="0"/>
+        <w:snapToGrid w:val="0"/>
         <w:spacing w:before="245" w:line="239" w:lineRule="auto"/>
         <w:ind w:left="588"/>
+        <w:textAlignment w:val="baseline"/>
         <w:rPr>
           <w:rFonts w:hint="default" w:ascii="宋体" w:hAnsi="宋体" w:eastAsia="宋体" w:cs="宋体"/>
           <w:sz w:val="28"/>
@@ -2397,13 +2979,26 @@
     <w:p>
       <w:pPr>
         <w:pStyle w:val="26"/>
+        <w:keepNext w:val="0"/>
+        <w:keepLines w:val="0"/>
+        <w:pageBreakBefore w:val="0"/>
+        <w:widowControl w:val="0"/>
+        <w:kinsoku w:val="0"/>
+        <w:wordWrap/>
+        <w:overflowPunct/>
+        <w:topLinePunct w:val="0"/>
+        <w:autoSpaceDE w:val="0"/>
+        <w:autoSpaceDN w:val="0"/>
         <w:bidi w:val="0"/>
-        <w:rPr>
-          <w:sz w:val="24"/>
-          <w:szCs w:val="24"/>
-        </w:rPr>
-      </w:pPr>
-      <w:bookmarkStart w:id="7" w:name="_Toc15513"/>
+        <w:adjustRightInd w:val="0"/>
+        <w:snapToGrid w:val="0"/>
+        <w:textAlignment w:val="baseline"/>
+        <w:rPr>
+          <w:sz w:val="24"/>
+          <w:szCs w:val="24"/>
+        </w:rPr>
+      </w:pPr>
+      <w:bookmarkStart w:id="7" w:name="_Toc29772"/>
       <w:r>
         <w:rPr>
           <w:sz w:val="24"/>
@@ -2418,7 +3013,7 @@
         <w:keepNext w:val="0"/>
         <w:keepLines w:val="0"/>
         <w:pageBreakBefore w:val="0"/>
-        <w:widowControl/>
+        <w:widowControl w:val="0"/>
         <w:kinsoku w:val="0"/>
         <w:wordWrap/>
         <w:overflowPunct/>
@@ -2472,7 +3067,7 @@
         <w:keepNext w:val="0"/>
         <w:keepLines w:val="0"/>
         <w:pageBreakBefore w:val="0"/>
-        <w:widowControl/>
+        <w:widowControl w:val="0"/>
         <w:kinsoku w:val="0"/>
         <w:wordWrap/>
         <w:overflowPunct/>
@@ -2564,7 +3159,7 @@
         <w:keepNext w:val="0"/>
         <w:keepLines w:val="0"/>
         <w:pageBreakBefore w:val="0"/>
-        <w:widowControl/>
+        <w:widowControl w:val="0"/>
         <w:kinsoku w:val="0"/>
         <w:wordWrap/>
         <w:overflowPunct/>
@@ -2597,13 +3192,26 @@
     <w:p>
       <w:pPr>
         <w:pStyle w:val="26"/>
+        <w:keepNext w:val="0"/>
+        <w:keepLines w:val="0"/>
+        <w:pageBreakBefore w:val="0"/>
+        <w:widowControl w:val="0"/>
+        <w:kinsoku w:val="0"/>
+        <w:wordWrap/>
+        <w:overflowPunct/>
+        <w:topLinePunct w:val="0"/>
+        <w:autoSpaceDE w:val="0"/>
+        <w:autoSpaceDN w:val="0"/>
         <w:bidi w:val="0"/>
-        <w:rPr>
-          <w:sz w:val="24"/>
-          <w:szCs w:val="24"/>
-        </w:rPr>
-      </w:pPr>
-      <w:bookmarkStart w:id="8" w:name="_Toc2170"/>
+        <w:adjustRightInd w:val="0"/>
+        <w:snapToGrid w:val="0"/>
+        <w:textAlignment w:val="baseline"/>
+        <w:rPr>
+          <w:sz w:val="24"/>
+          <w:szCs w:val="24"/>
+        </w:rPr>
+      </w:pPr>
+      <w:bookmarkStart w:id="8" w:name="_Toc12860"/>
       <w:r>
         <w:rPr>
           <w:sz w:val="24"/>
@@ -2618,7 +3226,7 @@
         <w:keepNext w:val="0"/>
         <w:keepLines w:val="0"/>
         <w:pageBreakBefore w:val="0"/>
-        <w:widowControl/>
+        <w:widowControl w:val="0"/>
         <w:shd w:val="clear" w:color="auto" w:fill="auto"/>
         <w:kinsoku w:val="0"/>
         <w:wordWrap/>
@@ -2654,7 +3262,7 @@
         <w:keepNext w:val="0"/>
         <w:keepLines w:val="0"/>
         <w:pageBreakBefore w:val="0"/>
-        <w:widowControl/>
+        <w:widowControl w:val="0"/>
         <w:shd w:val="clear" w:color="auto" w:fill="auto"/>
         <w:kinsoku w:val="0"/>
         <w:wordWrap/>
@@ -2728,7 +3336,7 @@
         <w:keepNext w:val="0"/>
         <w:keepLines w:val="0"/>
         <w:pageBreakBefore w:val="0"/>
-        <w:widowControl/>
+        <w:widowControl w:val="0"/>
         <w:shd w:val="clear" w:color="auto" w:fill="auto"/>
         <w:kinsoku w:val="0"/>
         <w:wordWrap/>
@@ -2762,33 +3370,10 @@
     <w:p>
       <w:pPr>
         <w:pStyle w:val="26"/>
-        <w:bidi w:val="0"/>
-        <w:rPr>
-          <w:sz w:val="24"/>
-          <w:szCs w:val="24"/>
-        </w:rPr>
-      </w:pPr>
-      <w:bookmarkStart w:id="9" w:name="_Toc29166"/>
-      <w:r>
-        <w:rPr>
-          <w:sz w:val="24"/>
-          <w:szCs w:val="24"/>
-        </w:rPr>
-        <w:t>审核结论及说明</w:t>
-      </w:r>
-      <w:bookmarkEnd w:id="9"/>
-    </w:p>
-    <w:p>
-      <w:pPr>
-        <w:pStyle w:val="12"/>
         <w:keepNext w:val="0"/>
         <w:keepLines w:val="0"/>
         <w:pageBreakBefore w:val="0"/>
-        <w:widowControl/>
-        <w:numPr>
-          <w:ilvl w:val="0"/>
-          <w:numId w:val="4"/>
-        </w:numPr>
+        <w:widowControl w:val="0"/>
         <w:kinsoku w:val="0"/>
         <w:wordWrap/>
         <w:overflowPunct/>
@@ -2798,24 +3383,99 @@
         <w:bidi w:val="0"/>
         <w:adjustRightInd w:val="0"/>
         <w:snapToGrid w:val="0"/>
-        <w:spacing w:line="360" w:lineRule="auto"/>
-        <w:ind w:left="425" w:leftChars="0" w:right="0" w:hanging="425" w:firstLineChars="0"/>
         <w:textAlignment w:val="baseline"/>
         <w:rPr>
-          <w:rFonts w:ascii="宋体" w:hAnsi="宋体" w:eastAsia="宋体" w:cs="宋体"/>
-          <w:spacing w:val="-1"/>
-          <w:sz w:val="24"/>
-          <w:szCs w:val="24"/>
-        </w:rPr>
-      </w:pPr>
-      <w:r>
-        <w:rPr>
-          <w:rFonts w:ascii="宋体" w:hAnsi="宋体" w:eastAsia="宋体" w:cs="宋体"/>
-          <w:spacing w:val="-1"/>
-          <w:sz w:val="24"/>
-          <w:szCs w:val="24"/>
-        </w:rPr>
+          <w:sz w:val="24"/>
+          <w:szCs w:val="24"/>
+        </w:rPr>
+      </w:pPr>
+      <w:bookmarkStart w:id="9" w:name="_Toc3808"/>
+      <w:r>
+        <w:rPr>
+          <w:sz w:val="24"/>
+          <w:szCs w:val="24"/>
+        </w:rPr>
+        <w:t>审核结论及说明</w:t>
+      </w:r>
+      <w:bookmarkEnd w:id="9"/>
+    </w:p>
+    <w:p>
+      <w:pPr>
+        <w:pStyle w:val="39"/>
+        <w:numPr>
+          <w:ilvl w:val="0"/>
+          <w:numId w:val="4"/>
+        </w:numPr>
+        <w:bidi w:val="0"/>
+      </w:pPr>
+      <w:r>
         <w:t>公司体系的运行基本符合运维能力体系的要求，运维体系运行基本有效。</w:t>
+      </w:r>
+    </w:p>
+    <w:p>
+      <w:pPr>
+        <w:pStyle w:val="39"/>
+        <w:numPr>
+          <w:ilvl w:val="0"/>
+          <w:numId w:val="4"/>
+        </w:numPr>
+        <w:bidi w:val="0"/>
+      </w:pPr>
+      <w:r>
+        <w:t>公司的运维管理指标适宜，目标基本实现，无变更需要。</w:t>
+      </w:r>
+    </w:p>
+    <w:p>
+      <w:pPr>
+        <w:pStyle w:val="39"/>
+        <w:numPr>
+          <w:ilvl w:val="0"/>
+          <w:numId w:val="4"/>
+        </w:numPr>
+        <w:bidi w:val="0"/>
+      </w:pPr>
+      <w:r>
+        <w:t>经过运维体系的实际运行内审中发现1个不符合项，属于一般不符合，可以在一周之内进行关闭，并有后期跟踪负责人。我们结合该情况，对各个部门通报了因为公司业务压力较大，所以员工反馈对于制度性的规范行作业有的时候会漏掉，通过这个我们公司也专门会做出改进性的措施。这些问题的发现有利于公司和运维部门的持续改进，在以后的工作中还需要公司和员工共同努力，逐步提高运维服务水平。</w:t>
+      </w:r>
+    </w:p>
+    <w:p>
+      <w:pPr>
+        <w:pStyle w:val="39"/>
+        <w:numPr>
+          <w:ilvl w:val="0"/>
+          <w:numId w:val="4"/>
+        </w:numPr>
+        <w:bidi w:val="0"/>
+      </w:pPr>
+      <w:r>
+        <w:t>经内部审核发现因运维部相关人员未按要求对评审会议内容进行记录并归档，现已要求运维部相关人员认真学习</w:t>
+      </w:r>
+      <w:r>
+        <w:rPr>
+          <w:rFonts w:hint="eastAsia"/>
+          <w:lang w:val="en-US" w:eastAsia="zh-CN"/>
+        </w:rPr>
+        <w:t>服务知识</w:t>
+      </w:r>
+      <w:r>
+        <w:t>管理制度，在开展评审时如实记录会议内容并归档。</w:t>
+      </w:r>
+    </w:p>
+    <w:p>
+      <w:pPr>
+        <w:pStyle w:val="39"/>
+        <w:numPr>
+          <w:ilvl w:val="0"/>
+          <w:numId w:val="4"/>
+        </w:numPr>
+        <w:bidi w:val="0"/>
+        <w:rPr>
+          <w:rFonts w:hint="default"/>
+          <w:lang w:val="en-US" w:eastAsia="zh-CN"/>
+        </w:rPr>
+      </w:pPr>
+      <w:r>
+        <w:t>在内审过程中，发现某些运维工程师的现场服务报告，有补充提交的现象。所以通过这个现象，为了强化内审管理，公司会在未来对类似的嫌疑进行搜集数据，并要求各部门负责人要重视内审工作的开展。</w:t>
       </w:r>
     </w:p>
     <w:p>
@@ -2824,187 +3484,7 @@
         <w:keepNext w:val="0"/>
         <w:keepLines w:val="0"/>
         <w:pageBreakBefore w:val="0"/>
-        <w:widowControl/>
-        <w:numPr>
-          <w:ilvl w:val="0"/>
-          <w:numId w:val="4"/>
-        </w:numPr>
-        <w:kinsoku w:val="0"/>
-        <w:wordWrap/>
-        <w:overflowPunct/>
-        <w:topLinePunct w:val="0"/>
-        <w:autoSpaceDE w:val="0"/>
-        <w:autoSpaceDN w:val="0"/>
-        <w:bidi w:val="0"/>
-        <w:adjustRightInd w:val="0"/>
-        <w:snapToGrid w:val="0"/>
-        <w:spacing w:line="360" w:lineRule="auto"/>
-        <w:ind w:left="425" w:leftChars="0" w:right="0" w:hanging="425" w:firstLineChars="0"/>
-        <w:textAlignment w:val="baseline"/>
-        <w:rPr>
-          <w:rFonts w:ascii="宋体" w:hAnsi="宋体" w:eastAsia="宋体" w:cs="宋体"/>
-          <w:spacing w:val="-1"/>
-          <w:sz w:val="24"/>
-          <w:szCs w:val="24"/>
-        </w:rPr>
-      </w:pPr>
-      <w:r>
-        <w:rPr>
-          <w:rFonts w:ascii="宋体" w:hAnsi="宋体" w:eastAsia="宋体" w:cs="宋体"/>
-          <w:spacing w:val="-1"/>
-          <w:sz w:val="24"/>
-          <w:szCs w:val="24"/>
-        </w:rPr>
-        <w:t>公司的运维管理指标适宜，目标基本实现，无变更需要。</w:t>
-      </w:r>
-    </w:p>
-    <w:p>
-      <w:pPr>
-        <w:pStyle w:val="12"/>
-        <w:keepNext w:val="0"/>
-        <w:keepLines w:val="0"/>
-        <w:pageBreakBefore w:val="0"/>
-        <w:widowControl/>
-        <w:numPr>
-          <w:ilvl w:val="0"/>
-          <w:numId w:val="4"/>
-        </w:numPr>
-        <w:kinsoku w:val="0"/>
-        <w:wordWrap/>
-        <w:overflowPunct/>
-        <w:topLinePunct w:val="0"/>
-        <w:autoSpaceDE w:val="0"/>
-        <w:autoSpaceDN w:val="0"/>
-        <w:bidi w:val="0"/>
-        <w:adjustRightInd w:val="0"/>
-        <w:snapToGrid w:val="0"/>
-        <w:spacing w:line="360" w:lineRule="auto"/>
-        <w:ind w:left="425" w:leftChars="0" w:right="0" w:hanging="425" w:firstLineChars="0"/>
-        <w:textAlignment w:val="baseline"/>
-        <w:rPr>
-          <w:rFonts w:ascii="宋体" w:hAnsi="宋体" w:eastAsia="宋体" w:cs="宋体"/>
-          <w:spacing w:val="-1"/>
-          <w:sz w:val="24"/>
-          <w:szCs w:val="24"/>
-        </w:rPr>
-      </w:pPr>
-      <w:r>
-        <w:rPr>
-          <w:rFonts w:ascii="宋体" w:hAnsi="宋体" w:eastAsia="宋体" w:cs="宋体"/>
-          <w:spacing w:val="-1"/>
-          <w:sz w:val="24"/>
-          <w:szCs w:val="24"/>
-        </w:rPr>
-        <w:t>经过运维体系的实际运行内审中发现1个不符合项，属于一般不符合，可以在一周之内进行关闭，并有后期跟踪负责人。我们结合该情况，对各个部门通报了因为公司业务压力较大，所以员工反馈对于制度性的规范行作业有的时候会漏掉，通过这个我们公司也专门会做出改进性的措施。这些问题的发现有利于公司和运维部门的持续改进，在以后的工作中还需要公司和员工共同努力，逐步提高运维服务水平。</w:t>
-      </w:r>
-    </w:p>
-    <w:p>
-      <w:pPr>
-        <w:pStyle w:val="12"/>
-        <w:keepNext w:val="0"/>
-        <w:keepLines w:val="0"/>
-        <w:pageBreakBefore w:val="0"/>
-        <w:widowControl/>
-        <w:numPr>
-          <w:ilvl w:val="0"/>
-          <w:numId w:val="4"/>
-        </w:numPr>
-        <w:kinsoku w:val="0"/>
-        <w:wordWrap/>
-        <w:overflowPunct/>
-        <w:topLinePunct w:val="0"/>
-        <w:autoSpaceDE w:val="0"/>
-        <w:autoSpaceDN w:val="0"/>
-        <w:bidi w:val="0"/>
-        <w:adjustRightInd w:val="0"/>
-        <w:snapToGrid w:val="0"/>
-        <w:spacing w:line="360" w:lineRule="auto"/>
-        <w:ind w:left="425" w:leftChars="0" w:right="0" w:hanging="425" w:firstLineChars="0"/>
-        <w:textAlignment w:val="baseline"/>
-        <w:rPr>
-          <w:rFonts w:ascii="宋体" w:hAnsi="宋体" w:eastAsia="宋体" w:cs="宋体"/>
-          <w:spacing w:val="-1"/>
-          <w:sz w:val="24"/>
-          <w:szCs w:val="24"/>
-        </w:rPr>
-      </w:pPr>
-      <w:r>
-        <w:rPr>
-          <w:rFonts w:ascii="宋体" w:hAnsi="宋体" w:eastAsia="宋体" w:cs="宋体"/>
-          <w:spacing w:val="-1"/>
-          <w:sz w:val="24"/>
-          <w:szCs w:val="24"/>
-        </w:rPr>
-        <w:t>经内部审核发现因运维部相关人员未按要求对评审会议内容进行记录并归档，现已要求运维部相关人员认真学习</w:t>
-      </w:r>
-      <w:r>
-        <w:rPr>
-          <w:rFonts w:hint="eastAsia" w:ascii="宋体" w:hAnsi="宋体" w:eastAsia="宋体" w:cs="宋体"/>
-          <w:spacing w:val="-1"/>
-          <w:sz w:val="24"/>
-          <w:szCs w:val="24"/>
-          <w:lang w:val="en-US" w:eastAsia="zh-CN"/>
-        </w:rPr>
-        <w:t>服务知识</w:t>
-      </w:r>
-      <w:r>
-        <w:rPr>
-          <w:rFonts w:ascii="宋体" w:hAnsi="宋体" w:eastAsia="宋体" w:cs="宋体"/>
-          <w:spacing w:val="-1"/>
-          <w:sz w:val="24"/>
-          <w:szCs w:val="24"/>
-        </w:rPr>
-        <w:t>管理制度，在开展评审时如实记录会议内容并归档。</w:t>
-      </w:r>
-    </w:p>
-    <w:p>
-      <w:pPr>
-        <w:pStyle w:val="12"/>
-        <w:keepNext w:val="0"/>
-        <w:keepLines w:val="0"/>
-        <w:pageBreakBefore w:val="0"/>
-        <w:widowControl/>
-        <w:numPr>
-          <w:ilvl w:val="0"/>
-          <w:numId w:val="4"/>
-        </w:numPr>
-        <w:kinsoku w:val="0"/>
-        <w:wordWrap/>
-        <w:overflowPunct/>
-        <w:topLinePunct w:val="0"/>
-        <w:autoSpaceDE w:val="0"/>
-        <w:autoSpaceDN w:val="0"/>
-        <w:bidi w:val="0"/>
-        <w:adjustRightInd w:val="0"/>
-        <w:snapToGrid w:val="0"/>
-        <w:spacing w:line="360" w:lineRule="auto"/>
-        <w:ind w:left="425" w:leftChars="0" w:right="0" w:hanging="425" w:firstLineChars="0"/>
-        <w:textAlignment w:val="baseline"/>
-        <w:rPr>
-          <w:rFonts w:hint="default" w:ascii="宋体" w:hAnsi="宋体" w:eastAsia="宋体" w:cs="宋体"/>
-          <w:spacing w:val="-1"/>
-          <w:sz w:val="24"/>
-          <w:szCs w:val="24"/>
-          <w:lang w:val="en-US" w:eastAsia="zh-CN"/>
-        </w:rPr>
-      </w:pPr>
-      <w:r>
-        <w:rPr>
-          <w:rFonts w:ascii="宋体" w:hAnsi="宋体" w:eastAsia="宋体" w:cs="宋体"/>
-          <w:spacing w:val="-1"/>
-          <w:sz w:val="24"/>
-          <w:szCs w:val="24"/>
-        </w:rPr>
-        <w:t>在内审过程中，发现某些运维工程师的现场服务报告，有补充提交的现象。所以通过这个现象，为了强化内审管理，公司会在未来对类似的嫌疑进行搜集数据，并要求各部门负责人要重视内审工作的开展。</w:t>
-      </w:r>
-    </w:p>
-    <w:p>
-      <w:pPr>
-        <w:pStyle w:val="12"/>
-        <w:keepNext w:val="0"/>
-        <w:keepLines w:val="0"/>
-        <w:pageBreakBefore w:val="0"/>
-        <w:widowControl/>
+        <w:widowControl w:val="0"/>
         <w:numPr>
           <w:ilvl w:val="0"/>
           <w:numId w:val="0"/>
@@ -3106,7 +3586,7 @@
         <w:keepNext w:val="0"/>
         <w:keepLines w:val="0"/>
         <w:pageBreakBefore w:val="0"/>
-        <w:widowControl/>
+        <w:widowControl w:val="0"/>
         <w:numPr>
           <w:ilvl w:val="0"/>
           <w:numId w:val="0"/>
@@ -3208,7 +3688,7 @@
         <w:keepNext w:val="0"/>
         <w:keepLines w:val="0"/>
         <w:pageBreakBefore w:val="0"/>
-        <w:widowControl/>
+        <w:widowControl w:val="0"/>
         <w:numPr>
           <w:ilvl w:val="0"/>
           <w:numId w:val="0"/>
@@ -3443,13 +3923,13 @@
     </w:lvl>
   </w:abstractNum>
   <w:abstractNum w:abstractNumId="1">
-    <w:nsid w:val="B5D549C5"/>
+    <w:nsid w:val="F32448F8"/>
     <w:multiLevelType w:val="singleLevel"/>
-    <w:tmpl w:val="B5D549C5"/>
+    <w:tmpl w:val="F32448F8"/>
     <w:lvl w:ilvl="0" w:tentative="0">
       <w:start w:val="1"/>
       <w:numFmt w:val="decimal"/>
-      <w:lvlText w:val="(%1)"/>
+      <w:lvlText w:val="%1."/>
       <w:lvlJc w:val="left"/>
       <w:pPr>
         <w:ind w:left="425" w:hanging="425"/>
@@ -3460,13 +3940,13 @@
     </w:lvl>
   </w:abstractNum>
   <w:abstractNum w:abstractNumId="2">
-    <w:nsid w:val="131D3D58"/>
+    <w:nsid w:val="26655A1B"/>
     <w:multiLevelType w:val="singleLevel"/>
-    <w:tmpl w:val="131D3D58"/>
+    <w:tmpl w:val="26655A1B"/>
     <w:lvl w:ilvl="0" w:tentative="0">
       <w:start w:val="1"/>
       <w:numFmt w:val="decimal"/>
-      <w:lvlText w:val="(%1)"/>
+      <w:lvlText w:val="%1."/>
       <w:lvlJc w:val="left"/>
       <w:pPr>
         <w:ind w:left="425" w:hanging="425"/>
@@ -3585,7 +4065,7 @@
     <w:lsdException w:unhideWhenUsed="0" w:uiPriority="0" w:semiHidden="0" w:name="Closing"/>
     <w:lsdException w:unhideWhenUsed="0" w:uiPriority="0" w:semiHidden="0" w:name="Signature"/>
     <w:lsdException w:qFormat="1" w:unhideWhenUsed="0" w:uiPriority="0" w:name="Default Paragraph Font"/>
-    <w:lsdException w:qFormat="1" w:unhideWhenUsed="0" w:uiPriority="0" w:name="Body Text"/>
+    <w:lsdException w:qFormat="1" w:unhideWhenUsed="0" w:uiPriority="0" w:semiHidden="0" w:name="Body Text"/>
     <w:lsdException w:unhideWhenUsed="0" w:uiPriority="0" w:semiHidden="0" w:name="Body Text Indent"/>
     <w:lsdException w:unhideWhenUsed="0" w:uiPriority="0" w:semiHidden="0" w:name="List Continue"/>
     <w:lsdException w:unhideWhenUsed="0" w:uiPriority="0" w:semiHidden="0" w:name="List Continue 2"/>
@@ -4040,7 +4520,6 @@
   <w:style w:type="paragraph" w:styleId="12">
     <w:name w:val="Body Text"/>
     <w:basedOn w:val="1"/>
-    <w:semiHidden/>
     <w:qFormat/>
     <w:uiPriority w:val="0"/>
     <w:rPr>
